--- a/Files/Core/Forms/Modified/Auto/Forms/Multistate/SSCOFACCW0823.docx
+++ b/Files/Core/Forms/Modified/Auto/Forms/Multistate/SSCOFACCW0823.docx
@@ -1,7 +1,6 @@
 
 <file path=word/document.xml><?xml version="1.0" encoding="utf-8"?>
-<w:document xmlns:wpc="http://schemas.microsoft.com/office/word/2010/wordprocessingCanvas" xmlns:cx="http://schemas.microsoft.com/office/drawing/2014/chartex" xmlns:cx1="http://schemas.microsoft.com/office/drawing/2015/9/8/chartex" xmlns:cx2="http://schemas.microsoft.com/office/drawing/2015/10/21/chartex" xmlns:cx3="http://schemas.microsoft.com/office/drawing/2016/5/9/chartex" xmlns:cx4="http://schemas.microsoft.com/office/drawing/2016/5/10/chartex" xmlns:cx5="http://schemas.microsoft.com/office/drawing/2016/5/11/chartex" xmlns:mc="http://schemas.openxmlformats.org/markup-compatibility/2006" xmlns:o="urn:schemas-microsoft-com:office:office" xmlns:r="http://schemas.openxmlformats.org/officeDocument/2006/relationships" xmlns:m="http://schemas.openxmlformats.org/officeDocument/2006/math" xmlns:v="urn:schemas-microsoft-com:vml" xmlns:wp14="http://schemas.microsoft.com/office/word/2010/wordprocessingDrawing" xmlns:wp="http://schemas.openxmlformats.org/drawingml/2006/wordprocessingDrawing" xmlns:w10="urn:schemas-microsoft-com:office:word" xmlns:w="http://schemas.openxmlformats.org/wordprocessingml/2006/main" xmlns:w14="http://schemas.microsoft.com/office/word/2010/wordml" xmlns:w15="http://schemas.microsoft.com/office/word/2012/wordml" xmlns:wne="http://schemas.microsoft.com/office/word/2006/wordml" xmlns:w16cid="http://schemas.microsoft.com/office/word/2016/wordml/cid" xmlns:w16se="http://schemas.microsoft.com/office/word/2015/wordml/symex" xmlns:wpg="http://schemas.microsoft.com/office/word/2010/wordprocessingGroup" xmlns:wpi="http://schemas.microsoft.com/office/word/2010/wordprocessingInk" xmlns:wps="http://schemas.microsoft.com/office/word/2010/wordprocessingShape" mc:Ignorable="w14 w15 wp14 w16se w16cid">
-  <!-- Generated by Aspose.Words for .NET 23.2.0 -->
+<w:document xmlns:wpc="http://schemas.microsoft.com/office/word/2010/wordprocessingCanvas" xmlns:cx="http://schemas.microsoft.com/office/drawing/2014/chartex" xmlns:cx1="http://schemas.microsoft.com/office/drawing/2015/9/8/chartex" xmlns:cx2="http://schemas.microsoft.com/office/drawing/2015/10/21/chartex" xmlns:cx3="http://schemas.microsoft.com/office/drawing/2016/5/9/chartex" xmlns:cx4="http://schemas.microsoft.com/office/drawing/2016/5/10/chartex" xmlns:cx5="http://schemas.microsoft.com/office/drawing/2016/5/11/chartex" xmlns:cx6="http://schemas.microsoft.com/office/drawing/2016/5/12/chartex" xmlns:cx7="http://schemas.microsoft.com/office/drawing/2016/5/13/chartex" xmlns:cx8="http://schemas.microsoft.com/office/drawing/2016/5/14/chartex" xmlns:mc="http://schemas.openxmlformats.org/markup-compatibility/2006" xmlns:aink="http://schemas.microsoft.com/office/drawing/2016/ink" xmlns:am3d="http://schemas.microsoft.com/office/drawing/2017/model3d" xmlns:o="urn:schemas-microsoft-com:office:office" xmlns:oel="http://schemas.microsoft.com/office/2019/extlst" xmlns:r="http://schemas.openxmlformats.org/officeDocument/2006/relationships" xmlns:m="http://schemas.openxmlformats.org/officeDocument/2006/math" xmlns:v="urn:schemas-microsoft-com:vml" xmlns:wp14="http://schemas.microsoft.com/office/word/2010/wordprocessingDrawing" xmlns:wp="http://schemas.openxmlformats.org/drawingml/2006/wordprocessingDrawing" xmlns:w10="urn:schemas-microsoft-com:office:word" xmlns:w="http://schemas.openxmlformats.org/wordprocessingml/2006/main" xmlns:w14="http://schemas.microsoft.com/office/word/2010/wordml" xmlns:w15="http://schemas.microsoft.com/office/word/2012/wordml" xmlns:w16cex="http://schemas.microsoft.com/office/word/2018/wordml/cex" xmlns:w16cid="http://schemas.microsoft.com/office/word/2016/wordml/cid" xmlns:w16="http://schemas.microsoft.com/office/word/2018/wordml" xmlns:w16sdtdh="http://schemas.microsoft.com/office/word/2020/wordml/sdtdatahash" xmlns:w16se="http://schemas.microsoft.com/office/word/2015/wordml/symex" xmlns:wpg="http://schemas.microsoft.com/office/word/2010/wordprocessingGroup" xmlns:wpi="http://schemas.microsoft.com/office/word/2010/wordprocessingInk" xmlns:wne="http://schemas.microsoft.com/office/word/2006/wordml" xmlns:wps="http://schemas.microsoft.com/office/word/2010/wordprocessingShape" mc:Ignorable="w14 w15 w16se w16cid w16 w16cex w16sdtdh wp14">
   <w:body>
     <w:p>
       <w:pPr>
@@ -124,9 +123,11 @@
       <w:r>
         <w:t xml:space="preserve">No coverage is provided by this Policyholder </w:t>
       </w:r>
+      <w:proofErr w:type="gramStart"/>
       <w:r>
         <w:t>Notice</w:t>
       </w:r>
+      <w:proofErr w:type="gramEnd"/>
       <w:r>
         <w:t xml:space="preserve"> nor can it be construed to replace any provisions of your policy. You should read your policy and review your Declarations page for complete information on the coverages you are provided.</w:t>
       </w:r>
@@ -519,6 +520,7 @@
         </w:rPr>
         <w:t xml:space="preserve"> </w:t>
       </w:r>
+      <w:proofErr w:type="gramStart"/>
       <w:r>
         <w:rPr>
           <w:spacing w:val="-2"/>
@@ -526,6 +528,7 @@
         </w:rPr>
         <w:t>agents;</w:t>
       </w:r>
+      <w:proofErr w:type="gramEnd"/>
     </w:p>
     <w:p>
       <w:pPr>
@@ -555,6 +558,7 @@
         </w:rPr>
         <w:t xml:space="preserve"> </w:t>
       </w:r>
+      <w:proofErr w:type="gramStart"/>
       <w:r>
         <w:rPr>
           <w:spacing w:val="-2"/>
@@ -562,6 +566,7 @@
         </w:rPr>
         <w:t>organizations;</w:t>
       </w:r>
+      <w:proofErr w:type="gramEnd"/>
     </w:p>
     <w:p>
       <w:pPr>
@@ -577,6 +582,7 @@
           <w:sz w:val="20"/>
         </w:rPr>
       </w:pPr>
+      <w:proofErr w:type="gramStart"/>
       <w:r>
         <w:rPr>
           <w:spacing w:val="-2"/>
@@ -584,6 +590,7 @@
         </w:rPr>
         <w:t>Terrorists;</w:t>
       </w:r>
+      <w:proofErr w:type="gramEnd"/>
     </w:p>
     <w:p>
       <w:pPr>
@@ -660,6 +667,7 @@
         </w:rPr>
         <w:t xml:space="preserve"> </w:t>
       </w:r>
+      <w:proofErr w:type="gramStart"/>
       <w:r>
         <w:rPr>
           <w:spacing w:val="-2"/>
@@ -667,6 +675,7 @@
         </w:rPr>
         <w:t>traffickers;</w:t>
       </w:r>
+      <w:proofErr w:type="gramEnd"/>
     </w:p>
     <w:p>
       <w:pPr>
@@ -801,9 +810,11 @@
       <w:r>
         <w:t xml:space="preserve">ovisions of this insurance are immediately subject to OFAC. When an insurance policy </w:t>
       </w:r>
+      <w:proofErr w:type="gramStart"/>
       <w:r>
         <w:t>is considered to be</w:t>
       </w:r>
+      <w:proofErr w:type="gramEnd"/>
       <w:r>
         <w:t xml:space="preserve"> such a blocked or frozen contract, no payments nor premium refunds may be made without authorization from OFAC. Other limitations on the premiums and p</w:t>
       </w:r>
@@ -971,95 +982,42 @@
       </w:r>
     </w:p>
     <w:sectPr>
-      <w:headerReference w:type="default" r:id="rId8"/>
-      <w:footerReference w:type="default" r:id="rId9"/>
-      <w:headerReference w:type="first" r:id="rId10"/>
-      <w:footerReference w:type="first" r:id="rId11"/>
+      <w:footerReference w:type="first" r:id="rId8"/>
       <w:type w:val="continuous"/>
       <w:pgSz w:w="12240" w:h="15840" w:orient="portrait"/>
       <w:pgMar w:top="1700" w:right="620" w:bottom="280" w:left="600" w:header="720" w:footer="720" w:gutter="0"/>
       <w:cols w:space="720"/>
       <w:titlePg/>
       <w:docGrid w:linePitch="299"/>
+      <w:headerReference w:type="default" r:id="Rf6a5c84034644f2b"/>
+      <w:headerReference w:type="first" r:id="R360acca1ac4f4750"/>
+      <w:footerReference w:type="default" r:id="Rbe47475e6ab64a2c"/>
     </w:sectPr>
   </w:body>
 </w:document>
 </file>
 
-<file path=word/footer1.xml><?xml version="1.0" encoding="utf-8"?>
-<w:ftr xmlns:wpc="http://schemas.microsoft.com/office/word/2010/wordprocessingCanvas" xmlns:cx="http://schemas.microsoft.com/office/drawing/2014/chartex" xmlns:cx1="http://schemas.microsoft.com/office/drawing/2015/9/8/chartex" xmlns:cx2="http://schemas.microsoft.com/office/drawing/2015/10/21/chartex" xmlns:cx3="http://schemas.microsoft.com/office/drawing/2016/5/9/chartex" xmlns:cx4="http://schemas.microsoft.com/office/drawing/2016/5/10/chartex" xmlns:cx5="http://schemas.microsoft.com/office/drawing/2016/5/11/chartex" xmlns:mc="http://schemas.openxmlformats.org/markup-compatibility/2006" xmlns:o="urn:schemas-microsoft-com:office:office" xmlns:r="http://schemas.openxmlformats.org/officeDocument/2006/relationships" xmlns:m="http://schemas.openxmlformats.org/officeDocument/2006/math" xmlns:v="urn:schemas-microsoft-com:vml" xmlns:wp14="http://schemas.microsoft.com/office/word/2010/wordprocessingDrawing" xmlns:wp="http://schemas.openxmlformats.org/drawingml/2006/wordprocessingDrawing" xmlns:w10="urn:schemas-microsoft-com:office:word" xmlns:w="http://schemas.openxmlformats.org/wordprocessingml/2006/main" xmlns:w14="http://schemas.microsoft.com/office/word/2010/wordml" xmlns:w15="http://schemas.microsoft.com/office/word/2012/wordml" xmlns:wne="http://schemas.microsoft.com/office/word/2006/wordml" xmlns:w16cid="http://schemas.microsoft.com/office/word/2016/wordml/cid" xmlns:w16se="http://schemas.microsoft.com/office/word/2015/wordml/symex" xmlns:wpg="http://schemas.microsoft.com/office/word/2010/wordprocessingGroup" xmlns:wpi="http://schemas.microsoft.com/office/word/2010/wordprocessingInk" xmlns:wps="http://schemas.microsoft.com/office/word/2010/wordprocessingShape" mc:Ignorable="w14 w15 wp14 w16se w16cid">
-  <w:tbl>
-    <w:tblPr>
-      <w:tblStyle w:val="TableNormal"/>
-      <w:tblW w:w="0" w:type="auto"/>
-      <w:tblLayout w:type="fixed"/>
-      <w:tblLook w:val="06A0"/>
-    </w:tblPr>
-    <w:tblGrid>
-      <w:gridCol w:w="3670"/>
-      <w:gridCol w:w="3670"/>
-      <w:gridCol w:w="3670"/>
-    </w:tblGrid>
-    <w:tr>
-      <w:tblPrEx>
-        <w:tblW w:w="0" w:type="auto"/>
-        <w:tblLayout w:type="fixed"/>
-        <w:tblLook w:val="06A0"/>
-      </w:tblPrEx>
-      <w:trPr>
-        <w:trHeight w:val="300"/>
-      </w:trPr>
-      <w:tc>
-        <w:tcPr>
-          <w:tcW w:w="3670" w:type="dxa"/>
-        </w:tcPr>
-        <w:p>
-          <w:pPr>
-            <w:pStyle w:val="Header"/>
-            <w:bidi w:val="0"/>
-            <w:ind w:left="-115"/>
-            <w:jc w:val="left"/>
-          </w:pPr>
-        </w:p>
-      </w:tc>
-      <w:tc>
-        <w:tcPr>
-          <w:tcW w:w="3670" w:type="dxa"/>
-        </w:tcPr>
-        <w:p>
-          <w:pPr>
-            <w:pStyle w:val="Header"/>
-            <w:bidi w:val="0"/>
-            <w:jc w:val="center"/>
-          </w:pPr>
-        </w:p>
-      </w:tc>
-      <w:tc>
-        <w:tcPr>
-          <w:tcW w:w="3670" w:type="dxa"/>
-        </w:tcPr>
-        <w:p>
-          <w:pPr>
-            <w:pStyle w:val="Header"/>
-            <w:bidi w:val="0"/>
-            <w:ind w:right="-115"/>
-            <w:jc w:val="right"/>
-          </w:pPr>
-        </w:p>
-      </w:tc>
-    </w:tr>
-  </w:tbl>
-  <w:p>
-    <w:pPr>
-      <w:pStyle w:val="Footer"/>
-      <w:bidi w:val="0"/>
-    </w:pPr>
-  </w:p>
-</w:ftr>
+<file path=word/endnotes.xml><?xml version="1.0" encoding="utf-8"?>
+<w:endnotes xmlns:wpc="http://schemas.microsoft.com/office/word/2010/wordprocessingCanvas" xmlns:cx="http://schemas.microsoft.com/office/drawing/2014/chartex" xmlns:cx1="http://schemas.microsoft.com/office/drawing/2015/9/8/chartex" xmlns:cx2="http://schemas.microsoft.com/office/drawing/2015/10/21/chartex" xmlns:cx3="http://schemas.microsoft.com/office/drawing/2016/5/9/chartex" xmlns:cx4="http://schemas.microsoft.com/office/drawing/2016/5/10/chartex" xmlns:cx5="http://schemas.microsoft.com/office/drawing/2016/5/11/chartex" xmlns:cx6="http://schemas.microsoft.com/office/drawing/2016/5/12/chartex" xmlns:cx7="http://schemas.microsoft.com/office/drawing/2016/5/13/chartex" xmlns:cx8="http://schemas.microsoft.com/office/drawing/2016/5/14/chartex" xmlns:mc="http://schemas.openxmlformats.org/markup-compatibility/2006" xmlns:aink="http://schemas.microsoft.com/office/drawing/2016/ink" xmlns:am3d="http://schemas.microsoft.com/office/drawing/2017/model3d" xmlns:o="urn:schemas-microsoft-com:office:office" xmlns:oel="http://schemas.microsoft.com/office/2019/extlst" xmlns:r="http://schemas.openxmlformats.org/officeDocument/2006/relationships" xmlns:m="http://schemas.openxmlformats.org/officeDocument/2006/math" xmlns:v="urn:schemas-microsoft-com:vml" xmlns:wp14="http://schemas.microsoft.com/office/word/2010/wordprocessingDrawing" xmlns:wp="http://schemas.openxmlformats.org/drawingml/2006/wordprocessingDrawing" xmlns:w10="urn:schemas-microsoft-com:office:word" xmlns:w="http://schemas.openxmlformats.org/wordprocessingml/2006/main" xmlns:w14="http://schemas.microsoft.com/office/word/2010/wordml" xmlns:w15="http://schemas.microsoft.com/office/word/2012/wordml" xmlns:w16cex="http://schemas.microsoft.com/office/word/2018/wordml/cex" xmlns:w16cid="http://schemas.microsoft.com/office/word/2016/wordml/cid" xmlns:w16="http://schemas.microsoft.com/office/word/2018/wordml" xmlns:w16sdtdh="http://schemas.microsoft.com/office/word/2020/wordml/sdtdatahash" xmlns:w16se="http://schemas.microsoft.com/office/word/2015/wordml/symex" xmlns:wpg="http://schemas.microsoft.com/office/word/2010/wordprocessingGroup" xmlns:wpi="http://schemas.microsoft.com/office/word/2010/wordprocessingInk" xmlns:wne="http://schemas.microsoft.com/office/word/2006/wordml" xmlns:wps="http://schemas.microsoft.com/office/word/2010/wordprocessingShape" mc:Ignorable="w14 w15 w16se w16cid w16 w16cex w16sdtdh wp14">
+  <w:endnote w:type="separator" w:id="-1">
+    <w:p>
+      <w:r>
+        <w:separator/>
+      </w:r>
+    </w:p>
+  </w:endnote>
+  <w:endnote w:type="continuationSeparator" w:id="0">
+    <w:p>
+      <w:r>
+        <w:continuationSeparator/>
+      </w:r>
+    </w:p>
+  </w:endnote>
+</w:endnotes>
 </file>
 
-<file path=word/footer2.xml><?xml version="1.0" encoding="utf-8"?>
-<w:ftr xmlns:wpc="http://schemas.microsoft.com/office/word/2010/wordprocessingCanvas" xmlns:cx="http://schemas.microsoft.com/office/drawing/2014/chartex" xmlns:cx1="http://schemas.microsoft.com/office/drawing/2015/9/8/chartex" xmlns:cx2="http://schemas.microsoft.com/office/drawing/2015/10/21/chartex" xmlns:cx3="http://schemas.microsoft.com/office/drawing/2016/5/9/chartex" xmlns:cx4="http://schemas.microsoft.com/office/drawing/2016/5/10/chartex" xmlns:cx5="http://schemas.microsoft.com/office/drawing/2016/5/11/chartex" xmlns:mc="http://schemas.openxmlformats.org/markup-compatibility/2006" xmlns:o="urn:schemas-microsoft-com:office:office" xmlns:r="http://schemas.openxmlformats.org/officeDocument/2006/relationships" xmlns:m="http://schemas.openxmlformats.org/officeDocument/2006/math" xmlns:v="urn:schemas-microsoft-com:vml" xmlns:wp14="http://schemas.microsoft.com/office/word/2010/wordprocessingDrawing" xmlns:wp="http://schemas.openxmlformats.org/drawingml/2006/wordprocessingDrawing" xmlns:w10="urn:schemas-microsoft-com:office:word" xmlns:w="http://schemas.openxmlformats.org/wordprocessingml/2006/main" xmlns:w14="http://schemas.microsoft.com/office/word/2010/wordml" xmlns:w15="http://schemas.microsoft.com/office/word/2012/wordml" xmlns:wne="http://schemas.microsoft.com/office/word/2006/wordml" xmlns:w16cid="http://schemas.microsoft.com/office/word/2016/wordml/cid" xmlns:w16se="http://schemas.microsoft.com/office/word/2015/wordml/symex" xmlns:wpg="http://schemas.microsoft.com/office/word/2010/wordprocessingGroup" xmlns:wpi="http://schemas.microsoft.com/office/word/2010/wordprocessingInk" xmlns:wps="http://schemas.microsoft.com/office/word/2010/wordprocessingShape" mc:Ignorable="w14 w15 wp14 w16se w16cid">
+<file path=word/footer1.xml><?xml version="1.0" encoding="utf-8"?>
+<w:ftr xmlns:wpc="http://schemas.microsoft.com/office/word/2010/wordprocessingCanvas" xmlns:cx="http://schemas.microsoft.com/office/drawing/2014/chartex" xmlns:cx1="http://schemas.microsoft.com/office/drawing/2015/9/8/chartex" xmlns:cx2="http://schemas.microsoft.com/office/drawing/2015/10/21/chartex" xmlns:cx3="http://schemas.microsoft.com/office/drawing/2016/5/9/chartex" xmlns:cx4="http://schemas.microsoft.com/office/drawing/2016/5/10/chartex" xmlns:cx5="http://schemas.microsoft.com/office/drawing/2016/5/11/chartex" xmlns:cx6="http://schemas.microsoft.com/office/drawing/2016/5/12/chartex" xmlns:cx7="http://schemas.microsoft.com/office/drawing/2016/5/13/chartex" xmlns:cx8="http://schemas.microsoft.com/office/drawing/2016/5/14/chartex" xmlns:mc="http://schemas.openxmlformats.org/markup-compatibility/2006" xmlns:aink="http://schemas.microsoft.com/office/drawing/2016/ink" xmlns:am3d="http://schemas.microsoft.com/office/drawing/2017/model3d" xmlns:o="urn:schemas-microsoft-com:office:office" xmlns:oel="http://schemas.microsoft.com/office/2019/extlst" xmlns:r="http://schemas.openxmlformats.org/officeDocument/2006/relationships" xmlns:m="http://schemas.openxmlformats.org/officeDocument/2006/math" xmlns:v="urn:schemas-microsoft-com:vml" xmlns:wp14="http://schemas.microsoft.com/office/word/2010/wordprocessingDrawing" xmlns:wp="http://schemas.openxmlformats.org/drawingml/2006/wordprocessingDrawing" xmlns:w10="urn:schemas-microsoft-com:office:word" xmlns:w="http://schemas.openxmlformats.org/wordprocessingml/2006/main" xmlns:w14="http://schemas.microsoft.com/office/word/2010/wordml" xmlns:w15="http://schemas.microsoft.com/office/word/2012/wordml" xmlns:w16cex="http://schemas.microsoft.com/office/word/2018/wordml/cex" xmlns:w16cid="http://schemas.microsoft.com/office/word/2016/wordml/cid" xmlns:w16="http://schemas.microsoft.com/office/word/2018/wordml" xmlns:w16sdtdh="http://schemas.microsoft.com/office/word/2020/wordml/sdtdatahash" xmlns:w16se="http://schemas.microsoft.com/office/word/2015/wordml/symex" xmlns:wpg="http://schemas.microsoft.com/office/word/2010/wordprocessingGroup" xmlns:wpi="http://schemas.microsoft.com/office/word/2010/wordprocessingInk" xmlns:wne="http://schemas.microsoft.com/office/word/2006/wordml" xmlns:wps="http://schemas.microsoft.com/office/word/2010/wordprocessingShape" mc:Ignorable="w14 w15 w16se w16cid w16 w16cex w16sdtdh wp14">
   <w:p>
     <w:pPr>
       <w:pStyle w:val="Footer"/>
@@ -1209,14 +1167,15 @@
 </w:ftr>
 </file>
 
-<file path=word/header1.xml><?xml version="1.0" encoding="utf-8"?>
-<w:hdr xmlns:wpc="http://schemas.microsoft.com/office/word/2010/wordprocessingCanvas" xmlns:cx="http://schemas.microsoft.com/office/drawing/2014/chartex" xmlns:cx1="http://schemas.microsoft.com/office/drawing/2015/9/8/chartex" xmlns:cx2="http://schemas.microsoft.com/office/drawing/2015/10/21/chartex" xmlns:cx3="http://schemas.microsoft.com/office/drawing/2016/5/9/chartex" xmlns:cx4="http://schemas.microsoft.com/office/drawing/2016/5/10/chartex" xmlns:cx5="http://schemas.microsoft.com/office/drawing/2016/5/11/chartex" xmlns:mc="http://schemas.openxmlformats.org/markup-compatibility/2006" xmlns:o="urn:schemas-microsoft-com:office:office" xmlns:r="http://schemas.openxmlformats.org/officeDocument/2006/relationships" xmlns:m="http://schemas.openxmlformats.org/officeDocument/2006/math" xmlns:v="urn:schemas-microsoft-com:vml" xmlns:wp14="http://schemas.microsoft.com/office/word/2010/wordprocessingDrawing" xmlns:wp="http://schemas.openxmlformats.org/drawingml/2006/wordprocessingDrawing" xmlns:w10="urn:schemas-microsoft-com:office:word" xmlns:w="http://schemas.openxmlformats.org/wordprocessingml/2006/main" xmlns:w14="http://schemas.microsoft.com/office/word/2010/wordml" xmlns:w15="http://schemas.microsoft.com/office/word/2012/wordml" xmlns:wne="http://schemas.microsoft.com/office/word/2006/wordml" xmlns:w16cid="http://schemas.microsoft.com/office/word/2016/wordml/cid" xmlns:w16se="http://schemas.microsoft.com/office/word/2015/wordml/symex" xmlns:wpg="http://schemas.microsoft.com/office/word/2010/wordprocessingGroup" xmlns:wpi="http://schemas.microsoft.com/office/word/2010/wordprocessingInk" xmlns:wps="http://schemas.microsoft.com/office/word/2010/wordprocessingShape" mc:Ignorable="w14 w15 wp14 w16se w16cid">
+<file path=word/footer2.xml><?xml version="1.0" encoding="utf-8"?>
+<w:ftr xmlns:w14="http://schemas.microsoft.com/office/word/2010/wordml" xmlns:w="http://schemas.openxmlformats.org/wordprocessingml/2006/main">
   <w:tbl>
     <w:tblPr>
       <w:tblStyle w:val="TableNormal"/>
+      <w:bidiVisual w:val="0"/>
       <w:tblW w:w="0" w:type="auto"/>
       <w:tblLayout w:type="fixed"/>
-      <w:tblLook w:val="06A0"/>
+      <w:tblLook w:val="06A0" w:firstRow="1" w:lastRow="0" w:firstColumn="1" w:lastColumn="0" w:noHBand="1" w:noVBand="1"/>
     </w:tblPr>
     <w:tblGrid>
       <w:gridCol w:w="3670"/>
@@ -1224,17 +1183,13 @@
       <w:gridCol w:w="3670"/>
     </w:tblGrid>
     <w:tr>
-      <w:tblPrEx>
-        <w:tblW w:w="0" w:type="auto"/>
-        <w:tblLayout w:type="fixed"/>
-        <w:tblLook w:val="06A0"/>
-      </w:tblPrEx>
       <w:trPr>
         <w:trHeight w:val="300"/>
       </w:trPr>
       <w:tc>
         <w:tcPr>
           <w:tcW w:w="3670" w:type="dxa"/>
+          <w:tcMar/>
         </w:tcPr>
         <w:p>
           <w:pPr>
@@ -1248,6 +1203,7 @@
       <w:tc>
         <w:tcPr>
           <w:tcW w:w="3670" w:type="dxa"/>
+          <w:tcMar/>
         </w:tcPr>
         <w:p>
           <w:pPr>
@@ -1260,6 +1216,97 @@
       <w:tc>
         <w:tcPr>
           <w:tcW w:w="3670" w:type="dxa"/>
+          <w:tcMar/>
+        </w:tcPr>
+        <w:p>
+          <w:pPr>
+            <w:pStyle w:val="Header"/>
+            <w:bidi w:val="0"/>
+            <w:ind w:right="-115"/>
+            <w:jc w:val="right"/>
+          </w:pPr>
+        </w:p>
+      </w:tc>
+    </w:tr>
+  </w:tbl>
+  <w:p>
+    <w:pPr>
+      <w:pStyle w:val="Footer"/>
+      <w:bidi w:val="0"/>
+    </w:pPr>
+  </w:p>
+</w:ftr>
+</file>
+
+<file path=word/footnotes.xml><?xml version="1.0" encoding="utf-8"?>
+<w:footnotes xmlns:wpc="http://schemas.microsoft.com/office/word/2010/wordprocessingCanvas" xmlns:cx="http://schemas.microsoft.com/office/drawing/2014/chartex" xmlns:cx1="http://schemas.microsoft.com/office/drawing/2015/9/8/chartex" xmlns:cx2="http://schemas.microsoft.com/office/drawing/2015/10/21/chartex" xmlns:cx3="http://schemas.microsoft.com/office/drawing/2016/5/9/chartex" xmlns:cx4="http://schemas.microsoft.com/office/drawing/2016/5/10/chartex" xmlns:cx5="http://schemas.microsoft.com/office/drawing/2016/5/11/chartex" xmlns:cx6="http://schemas.microsoft.com/office/drawing/2016/5/12/chartex" xmlns:cx7="http://schemas.microsoft.com/office/drawing/2016/5/13/chartex" xmlns:cx8="http://schemas.microsoft.com/office/drawing/2016/5/14/chartex" xmlns:mc="http://schemas.openxmlformats.org/markup-compatibility/2006" xmlns:aink="http://schemas.microsoft.com/office/drawing/2016/ink" xmlns:am3d="http://schemas.microsoft.com/office/drawing/2017/model3d" xmlns:o="urn:schemas-microsoft-com:office:office" xmlns:oel="http://schemas.microsoft.com/office/2019/extlst" xmlns:r="http://schemas.openxmlformats.org/officeDocument/2006/relationships" xmlns:m="http://schemas.openxmlformats.org/officeDocument/2006/math" xmlns:v="urn:schemas-microsoft-com:vml" xmlns:wp14="http://schemas.microsoft.com/office/word/2010/wordprocessingDrawing" xmlns:wp="http://schemas.openxmlformats.org/drawingml/2006/wordprocessingDrawing" xmlns:w10="urn:schemas-microsoft-com:office:word" xmlns:w="http://schemas.openxmlformats.org/wordprocessingml/2006/main" xmlns:w14="http://schemas.microsoft.com/office/word/2010/wordml" xmlns:w15="http://schemas.microsoft.com/office/word/2012/wordml" xmlns:w16cex="http://schemas.microsoft.com/office/word/2018/wordml/cex" xmlns:w16cid="http://schemas.microsoft.com/office/word/2016/wordml/cid" xmlns:w16="http://schemas.microsoft.com/office/word/2018/wordml" xmlns:w16sdtdh="http://schemas.microsoft.com/office/word/2020/wordml/sdtdatahash" xmlns:w16se="http://schemas.microsoft.com/office/word/2015/wordml/symex" xmlns:wpg="http://schemas.microsoft.com/office/word/2010/wordprocessingGroup" xmlns:wpi="http://schemas.microsoft.com/office/word/2010/wordprocessingInk" xmlns:wne="http://schemas.microsoft.com/office/word/2006/wordml" xmlns:wps="http://schemas.microsoft.com/office/word/2010/wordprocessingShape" mc:Ignorable="w14 w15 w16se w16cid w16 w16cex w16sdtdh wp14">
+  <w:footnote w:type="separator" w:id="-1">
+    <w:p>
+      <w:r>
+        <w:separator/>
+      </w:r>
+    </w:p>
+  </w:footnote>
+  <w:footnote w:type="continuationSeparator" w:id="0">
+    <w:p>
+      <w:r>
+        <w:continuationSeparator/>
+      </w:r>
+    </w:p>
+  </w:footnote>
+</w:footnotes>
+</file>
+
+<file path=word/header.xml><?xml version="1.0" encoding="utf-8"?>
+<w:hdr xmlns:w14="http://schemas.microsoft.com/office/word/2010/wordml" xmlns:w="http://schemas.openxmlformats.org/wordprocessingml/2006/main">
+  <w:tbl>
+    <w:tblPr>
+      <w:tblStyle w:val="TableNormal"/>
+      <w:bidiVisual w:val="0"/>
+      <w:tblW w:w="0" w:type="auto"/>
+      <w:tblLayout w:type="fixed"/>
+      <w:tblLook w:val="06A0" w:firstRow="1" w:lastRow="0" w:firstColumn="1" w:lastColumn="0" w:noHBand="1" w:noVBand="1"/>
+    </w:tblPr>
+    <w:tblGrid>
+      <w:gridCol w:w="3670"/>
+      <w:gridCol w:w="3670"/>
+      <w:gridCol w:w="3670"/>
+    </w:tblGrid>
+    <w:tr>
+      <w:trPr>
+        <w:trHeight w:val="300"/>
+      </w:trPr>
+      <w:tc>
+        <w:tcPr>
+          <w:tcW w:w="3670" w:type="dxa"/>
+          <w:tcMar/>
+        </w:tcPr>
+        <w:p>
+          <w:pPr>
+            <w:pStyle w:val="Header"/>
+            <w:bidi w:val="0"/>
+            <w:ind w:left="-115"/>
+            <w:jc w:val="left"/>
+          </w:pPr>
+        </w:p>
+      </w:tc>
+      <w:tc>
+        <w:tcPr>
+          <w:tcW w:w="3670" w:type="dxa"/>
+          <w:tcMar/>
+        </w:tcPr>
+        <w:p>
+          <w:pPr>
+            <w:pStyle w:val="Header"/>
+            <w:bidi w:val="0"/>
+            <w:jc w:val="center"/>
+          </w:pPr>
+        </w:p>
+      </w:tc>
+      <w:tc>
+        <w:tcPr>
+          <w:tcW w:w="3670" w:type="dxa"/>
+          <w:tcMar/>
         </w:tcPr>
         <w:p>
           <w:pPr>
@@ -1282,13 +1329,14 @@
 </file>
 
 <file path=word/header2.xml><?xml version="1.0" encoding="utf-8"?>
-<w:hdr xmlns:wpc="http://schemas.microsoft.com/office/word/2010/wordprocessingCanvas" xmlns:cx="http://schemas.microsoft.com/office/drawing/2014/chartex" xmlns:cx1="http://schemas.microsoft.com/office/drawing/2015/9/8/chartex" xmlns:cx2="http://schemas.microsoft.com/office/drawing/2015/10/21/chartex" xmlns:cx3="http://schemas.microsoft.com/office/drawing/2016/5/9/chartex" xmlns:cx4="http://schemas.microsoft.com/office/drawing/2016/5/10/chartex" xmlns:cx5="http://schemas.microsoft.com/office/drawing/2016/5/11/chartex" xmlns:mc="http://schemas.openxmlformats.org/markup-compatibility/2006" xmlns:o="urn:schemas-microsoft-com:office:office" xmlns:r="http://schemas.openxmlformats.org/officeDocument/2006/relationships" xmlns:m="http://schemas.openxmlformats.org/officeDocument/2006/math" xmlns:v="urn:schemas-microsoft-com:vml" xmlns:wp14="http://schemas.microsoft.com/office/word/2010/wordprocessingDrawing" xmlns:wp="http://schemas.openxmlformats.org/drawingml/2006/wordprocessingDrawing" xmlns:w10="urn:schemas-microsoft-com:office:word" xmlns:w="http://schemas.openxmlformats.org/wordprocessingml/2006/main" xmlns:w14="http://schemas.microsoft.com/office/word/2010/wordml" xmlns:w15="http://schemas.microsoft.com/office/word/2012/wordml" xmlns:wne="http://schemas.microsoft.com/office/word/2006/wordml" xmlns:w16cid="http://schemas.microsoft.com/office/word/2016/wordml/cid" xmlns:w16se="http://schemas.microsoft.com/office/word/2015/wordml/symex" xmlns:wpg="http://schemas.microsoft.com/office/word/2010/wordprocessingGroup" xmlns:wpi="http://schemas.microsoft.com/office/word/2010/wordprocessingInk" xmlns:wps="http://schemas.microsoft.com/office/word/2010/wordprocessingShape" mc:Ignorable="w14 w15 wp14 w16se w16cid">
+<w:hdr xmlns:w14="http://schemas.microsoft.com/office/word/2010/wordml" xmlns:w="http://schemas.openxmlformats.org/wordprocessingml/2006/main">
   <w:tbl>
     <w:tblPr>
       <w:tblStyle w:val="TableNormal"/>
+      <w:bidiVisual w:val="0"/>
       <w:tblW w:w="0" w:type="auto"/>
       <w:tblLayout w:type="fixed"/>
-      <w:tblLook w:val="06A0"/>
+      <w:tblLook w:val="06A0" w:firstRow="1" w:lastRow="0" w:firstColumn="1" w:lastColumn="0" w:noHBand="1" w:noVBand="1"/>
     </w:tblPr>
     <w:tblGrid>
       <w:gridCol w:w="3670"/>
@@ -1296,17 +1344,13 @@
       <w:gridCol w:w="3670"/>
     </w:tblGrid>
     <w:tr>
-      <w:tblPrEx>
-        <w:tblW w:w="0" w:type="auto"/>
-        <w:tblLayout w:type="fixed"/>
-        <w:tblLook w:val="06A0"/>
-      </w:tblPrEx>
       <w:trPr>
         <w:trHeight w:val="300"/>
       </w:trPr>
       <w:tc>
         <w:tcPr>
           <w:tcW w:w="3670" w:type="dxa"/>
+          <w:tcMar/>
         </w:tcPr>
         <w:p>
           <w:pPr>
@@ -1320,6 +1364,7 @@
       <w:tc>
         <w:tcPr>
           <w:tcW w:w="3670" w:type="dxa"/>
+          <w:tcMar/>
         </w:tcPr>
         <w:p>
           <w:pPr>
@@ -1332,6 +1377,7 @@
       <w:tc>
         <w:tcPr>
           <w:tcW w:w="3670" w:type="dxa"/>
+          <w:tcMar/>
         </w:tcPr>
         <w:p>
           <w:pPr>
@@ -1354,13 +1400,12 @@
 </file>
 
 <file path=word/numbering.xml><?xml version="1.0" encoding="utf-8"?>
-<w:numbering xmlns:wpc="http://schemas.microsoft.com/office/word/2010/wordprocessingCanvas" xmlns:cx="http://schemas.microsoft.com/office/drawing/2014/chartex" xmlns:cx1="http://schemas.microsoft.com/office/drawing/2015/9/8/chartex" xmlns:cx2="http://schemas.microsoft.com/office/drawing/2015/10/21/chartex" xmlns:cx3="http://schemas.microsoft.com/office/drawing/2016/5/9/chartex" xmlns:cx4="http://schemas.microsoft.com/office/drawing/2016/5/10/chartex" xmlns:cx5="http://schemas.microsoft.com/office/drawing/2016/5/11/chartex" xmlns:mc="http://schemas.openxmlformats.org/markup-compatibility/2006" xmlns:o="urn:schemas-microsoft-com:office:office" xmlns:r="http://schemas.openxmlformats.org/officeDocument/2006/relationships" xmlns:m="http://schemas.openxmlformats.org/officeDocument/2006/math" xmlns:v="urn:schemas-microsoft-com:vml" xmlns:wp14="http://schemas.microsoft.com/office/word/2010/wordprocessingDrawing" xmlns:wp="http://schemas.openxmlformats.org/drawingml/2006/wordprocessingDrawing" xmlns:w10="urn:schemas-microsoft-com:office:word" xmlns:w="http://schemas.openxmlformats.org/wordprocessingml/2006/main" xmlns:w14="http://schemas.microsoft.com/office/word/2010/wordml" xmlns:w15="http://schemas.microsoft.com/office/word/2012/wordml" xmlns:wne="http://schemas.microsoft.com/office/word/2006/wordml" xmlns:w16cid="http://schemas.microsoft.com/office/word/2016/wordml/cid" xmlns:w16se="http://schemas.microsoft.com/office/word/2015/wordml/symex" xmlns:wpg="http://schemas.microsoft.com/office/word/2010/wordprocessingGroup" xmlns:wpi="http://schemas.microsoft.com/office/word/2010/wordprocessingInk" xmlns:wps="http://schemas.microsoft.com/office/word/2010/wordprocessingShape" mc:Ignorable="w14 w15 wp14 w16se w16cid">
-  <w:abstractNum w:abstractNumId="0">
+<w:numbering xmlns:wpc="http://schemas.microsoft.com/office/word/2010/wordprocessingCanvas" xmlns:cx="http://schemas.microsoft.com/office/drawing/2014/chartex" xmlns:cx1="http://schemas.microsoft.com/office/drawing/2015/9/8/chartex" xmlns:cx2="http://schemas.microsoft.com/office/drawing/2015/10/21/chartex" xmlns:cx3="http://schemas.microsoft.com/office/drawing/2016/5/9/chartex" xmlns:cx4="http://schemas.microsoft.com/office/drawing/2016/5/10/chartex" xmlns:cx5="http://schemas.microsoft.com/office/drawing/2016/5/11/chartex" xmlns:cx6="http://schemas.microsoft.com/office/drawing/2016/5/12/chartex" xmlns:cx7="http://schemas.microsoft.com/office/drawing/2016/5/13/chartex" xmlns:cx8="http://schemas.microsoft.com/office/drawing/2016/5/14/chartex" xmlns:mc="http://schemas.openxmlformats.org/markup-compatibility/2006" xmlns:aink="http://schemas.microsoft.com/office/drawing/2016/ink" xmlns:am3d="http://schemas.microsoft.com/office/drawing/2017/model3d" xmlns:o="urn:schemas-microsoft-com:office:office" xmlns:oel="http://schemas.microsoft.com/office/2019/extlst" xmlns:r="http://schemas.openxmlformats.org/officeDocument/2006/relationships" xmlns:m="http://schemas.openxmlformats.org/officeDocument/2006/math" xmlns:v="urn:schemas-microsoft-com:vml" xmlns:wp14="http://schemas.microsoft.com/office/word/2010/wordprocessingDrawing" xmlns:wp="http://schemas.openxmlformats.org/drawingml/2006/wordprocessingDrawing" xmlns:w10="urn:schemas-microsoft-com:office:word" xmlns:w="http://schemas.openxmlformats.org/wordprocessingml/2006/main" xmlns:w14="http://schemas.microsoft.com/office/word/2010/wordml" xmlns:w15="http://schemas.microsoft.com/office/word/2012/wordml" xmlns:w16cex="http://schemas.microsoft.com/office/word/2018/wordml/cex" xmlns:w16cid="http://schemas.microsoft.com/office/word/2016/wordml/cid" xmlns:w16="http://schemas.microsoft.com/office/word/2018/wordml" xmlns:w16sdtdh="http://schemas.microsoft.com/office/word/2020/wordml/sdtdatahash" xmlns:w16se="http://schemas.microsoft.com/office/word/2015/wordml/symex" xmlns:wpg="http://schemas.microsoft.com/office/word/2010/wordprocessingGroup" xmlns:wpi="http://schemas.microsoft.com/office/word/2010/wordprocessingInk" xmlns:wne="http://schemas.microsoft.com/office/word/2006/wordml" xmlns:wps="http://schemas.microsoft.com/office/word/2010/wordprocessingShape" mc:Ignorable="w14 w15 w16se w16cid w16 w16cex w16sdtdh wp14">
+  <w:abstractNum w:abstractNumId="0" w15:restartNumberingAfterBreak="0">
     <w:nsid w:val="5B9D5608"/>
     <w:multiLevelType w:val="hybridMultilevel"/>
     <w:tmpl w:val="8E62AA6E"/>
-    <w:lvl w:ilvl="0">
-      <w:start w:val="0"/>
+    <w:lvl w:ilvl="0" w:tplc="B2DE6990">
       <w:numFmt w:val="bullet"/>
       <w:lvlText w:val=""/>
       <w:lvlJc w:val="left"/>
@@ -1368,7 +1413,7 @@
         <w:ind w:left="839" w:hanging="360"/>
       </w:pPr>
       <w:rPr>
-        <w:rFonts w:ascii="Symbol" w:eastAsia="Symbol" w:hAnsi="Symbol" w:cs="Symbol" w:hint="default"/>
+        <w:rFonts w:hint="default" w:ascii="Symbol" w:hAnsi="Symbol" w:eastAsia="Symbol" w:cs="Symbol"/>
         <w:b w:val="0"/>
         <w:bCs w:val="0"/>
         <w:i w:val="0"/>
@@ -1380,8 +1425,7 @@
         <w:lang w:val="en-US" w:eastAsia="en-US" w:bidi="ar-SA"/>
       </w:rPr>
     </w:lvl>
-    <w:lvl w:ilvl="1">
-      <w:start w:val="0"/>
+    <w:lvl w:ilvl="1" w:tplc="2BE8B12E">
       <w:numFmt w:val="bullet"/>
       <w:lvlText w:val="•"/>
       <w:lvlJc w:val="left"/>
@@ -1393,8 +1437,7 @@
         <w:lang w:val="en-US" w:eastAsia="en-US" w:bidi="ar-SA"/>
       </w:rPr>
     </w:lvl>
-    <w:lvl w:ilvl="2">
-      <w:start w:val="0"/>
+    <w:lvl w:ilvl="2" w:tplc="D6B8DC30">
       <w:numFmt w:val="bullet"/>
       <w:lvlText w:val="•"/>
       <w:lvlJc w:val="left"/>
@@ -1406,8 +1449,7 @@
         <w:lang w:val="en-US" w:eastAsia="en-US" w:bidi="ar-SA"/>
       </w:rPr>
     </w:lvl>
-    <w:lvl w:ilvl="3">
-      <w:start w:val="0"/>
+    <w:lvl w:ilvl="3" w:tplc="9DA071C2">
       <w:numFmt w:val="bullet"/>
       <w:lvlText w:val="•"/>
       <w:lvlJc w:val="left"/>
@@ -1419,8 +1461,7 @@
         <w:lang w:val="en-US" w:eastAsia="en-US" w:bidi="ar-SA"/>
       </w:rPr>
     </w:lvl>
-    <w:lvl w:ilvl="4">
-      <w:start w:val="0"/>
+    <w:lvl w:ilvl="4" w:tplc="8D6A7C28">
       <w:numFmt w:val="bullet"/>
       <w:lvlText w:val="•"/>
       <w:lvlJc w:val="left"/>
@@ -1432,8 +1473,7 @@
         <w:lang w:val="en-US" w:eastAsia="en-US" w:bidi="ar-SA"/>
       </w:rPr>
     </w:lvl>
-    <w:lvl w:ilvl="5">
-      <w:start w:val="0"/>
+    <w:lvl w:ilvl="5" w:tplc="946A3940">
       <w:numFmt w:val="bullet"/>
       <w:lvlText w:val="•"/>
       <w:lvlJc w:val="left"/>
@@ -1445,8 +1485,7 @@
         <w:lang w:val="en-US" w:eastAsia="en-US" w:bidi="ar-SA"/>
       </w:rPr>
     </w:lvl>
-    <w:lvl w:ilvl="6">
-      <w:start w:val="0"/>
+    <w:lvl w:ilvl="6" w:tplc="C206FC28">
       <w:numFmt w:val="bullet"/>
       <w:lvlText w:val="•"/>
       <w:lvlJc w:val="left"/>
@@ -1458,8 +1497,7 @@
         <w:lang w:val="en-US" w:eastAsia="en-US" w:bidi="ar-SA"/>
       </w:rPr>
     </w:lvl>
-    <w:lvl w:ilvl="7">
-      <w:start w:val="0"/>
+    <w:lvl w:ilvl="7" w:tplc="13D06FFE">
       <w:numFmt w:val="bullet"/>
       <w:lvlText w:val="•"/>
       <w:lvlJc w:val="left"/>
@@ -1471,8 +1509,7 @@
         <w:lang w:val="en-US" w:eastAsia="en-US" w:bidi="ar-SA"/>
       </w:rPr>
     </w:lvl>
-    <w:lvl w:ilvl="8">
-      <w:start w:val="0"/>
+    <w:lvl w:ilvl="8" w:tplc="0726BE50">
       <w:numFmt w:val="bullet"/>
       <w:lvlText w:val="•"/>
       <w:lvlJc w:val="left"/>
@@ -1492,11 +1529,11 @@
 </file>
 
 <file path=word/styles.xml><?xml version="1.0" encoding="utf-8"?>
-<w:styles xmlns:mc="http://schemas.openxmlformats.org/markup-compatibility/2006" xmlns:r="http://schemas.openxmlformats.org/officeDocument/2006/relationships" xmlns:w="http://schemas.openxmlformats.org/wordprocessingml/2006/main" xmlns:w14="http://schemas.microsoft.com/office/word/2010/wordml" xmlns:w15="http://schemas.microsoft.com/office/word/2012/wordml" xmlns:w16cid="http://schemas.microsoft.com/office/word/2016/wordml/cid" xmlns:w16se="http://schemas.microsoft.com/office/word/2015/wordml/symex" mc:Ignorable="w14 w15 w16se w16cid">
+<w:styles xmlns:mc="http://schemas.openxmlformats.org/markup-compatibility/2006" xmlns:r="http://schemas.openxmlformats.org/officeDocument/2006/relationships" xmlns:w="http://schemas.openxmlformats.org/wordprocessingml/2006/main" xmlns:w14="http://schemas.microsoft.com/office/word/2010/wordml" xmlns:w15="http://schemas.microsoft.com/office/word/2012/wordml" xmlns:w16cex="http://schemas.microsoft.com/office/word/2018/wordml/cex" xmlns:w16cid="http://schemas.microsoft.com/office/word/2016/wordml/cid" xmlns:w16="http://schemas.microsoft.com/office/word/2018/wordml" xmlns:w16sdtdh="http://schemas.microsoft.com/office/word/2020/wordml/sdtdatahash" xmlns:w16se="http://schemas.microsoft.com/office/word/2015/wordml/symex" mc:Ignorable="w14 w15 w16se w16cid w16 w16cex w16sdtdh">
   <w:docDefaults>
     <w:rPrDefault>
       <w:rPr>
-        <w:rFonts w:asciiTheme="minorHAnsi" w:eastAsiaTheme="minorHAnsi" w:hAnsiTheme="minorHAnsi" w:cstheme="minorBidi"/>
+        <w:rFonts w:asciiTheme="minorHAnsi" w:hAnsiTheme="minorHAnsi" w:eastAsiaTheme="minorHAnsi" w:cstheme="minorBidi"/>
         <w:sz w:val="22"/>
         <w:szCs w:val="22"/>
         <w:lang w:val="en-US" w:eastAsia="en-US" w:bidi="ar-SA"/>
@@ -1513,14 +1550,14 @@
   <w:latentStyles w:defLockedState="0" w:defUIPriority="99" w:defSemiHidden="0" w:defUnhideWhenUsed="0" w:defQFormat="0" w:count="376">
     <w:lsdException w:name="Normal" w:uiPriority="0" w:qFormat="1"/>
     <w:lsdException w:name="heading 1" w:uiPriority="9" w:qFormat="1"/>
-    <w:lsdException w:name="heading 2" w:semiHidden="1" w:uiPriority="9" w:unhideWhenUsed="1" w:qFormat="1"/>
-    <w:lsdException w:name="heading 3" w:semiHidden="1" w:uiPriority="9" w:unhideWhenUsed="1" w:qFormat="1"/>
-    <w:lsdException w:name="heading 4" w:semiHidden="1" w:uiPriority="9" w:unhideWhenUsed="1" w:qFormat="1"/>
-    <w:lsdException w:name="heading 5" w:semiHidden="1" w:uiPriority="9" w:unhideWhenUsed="1" w:qFormat="1"/>
-    <w:lsdException w:name="heading 6" w:semiHidden="1" w:uiPriority="9" w:unhideWhenUsed="1" w:qFormat="1"/>
-    <w:lsdException w:name="heading 7" w:semiHidden="1" w:uiPriority="9" w:unhideWhenUsed="1" w:qFormat="1"/>
-    <w:lsdException w:name="heading 8" w:semiHidden="1" w:uiPriority="9" w:unhideWhenUsed="1" w:qFormat="1"/>
-    <w:lsdException w:name="heading 9" w:semiHidden="1" w:uiPriority="9" w:unhideWhenUsed="1" w:qFormat="1"/>
+    <w:lsdException w:name="heading 2" w:uiPriority="9" w:semiHidden="1" w:unhideWhenUsed="1" w:qFormat="1"/>
+    <w:lsdException w:name="heading 3" w:uiPriority="9" w:semiHidden="1" w:unhideWhenUsed="1" w:qFormat="1"/>
+    <w:lsdException w:name="heading 4" w:uiPriority="9" w:semiHidden="1" w:unhideWhenUsed="1" w:qFormat="1"/>
+    <w:lsdException w:name="heading 5" w:uiPriority="9" w:semiHidden="1" w:unhideWhenUsed="1" w:qFormat="1"/>
+    <w:lsdException w:name="heading 6" w:uiPriority="9" w:semiHidden="1" w:unhideWhenUsed="1" w:qFormat="1"/>
+    <w:lsdException w:name="heading 7" w:uiPriority="9" w:semiHidden="1" w:unhideWhenUsed="1" w:qFormat="1"/>
+    <w:lsdException w:name="heading 8" w:uiPriority="9" w:semiHidden="1" w:unhideWhenUsed="1" w:qFormat="1"/>
+    <w:lsdException w:name="heading 9" w:uiPriority="9" w:semiHidden="1" w:unhideWhenUsed="1" w:qFormat="1"/>
     <w:lsdException w:name="index 1" w:semiHidden="1" w:unhideWhenUsed="1"/>
     <w:lsdException w:name="index 2" w:semiHidden="1" w:unhideWhenUsed="1"/>
     <w:lsdException w:name="index 3" w:semiHidden="1" w:unhideWhenUsed="1"/>
@@ -1530,22 +1567,22 @@
     <w:lsdException w:name="index 7" w:semiHidden="1" w:unhideWhenUsed="1"/>
     <w:lsdException w:name="index 8" w:semiHidden="1" w:unhideWhenUsed="1"/>
     <w:lsdException w:name="index 9" w:semiHidden="1" w:unhideWhenUsed="1"/>
-    <w:lsdException w:name="toc 1" w:semiHidden="1" w:uiPriority="39" w:unhideWhenUsed="1"/>
-    <w:lsdException w:name="toc 2" w:semiHidden="1" w:uiPriority="39" w:unhideWhenUsed="1"/>
-    <w:lsdException w:name="toc 3" w:semiHidden="1" w:uiPriority="39" w:unhideWhenUsed="1"/>
-    <w:lsdException w:name="toc 4" w:semiHidden="1" w:uiPriority="39" w:unhideWhenUsed="1"/>
-    <w:lsdException w:name="toc 5" w:semiHidden="1" w:uiPriority="39" w:unhideWhenUsed="1"/>
-    <w:lsdException w:name="toc 6" w:semiHidden="1" w:uiPriority="39" w:unhideWhenUsed="1"/>
-    <w:lsdException w:name="toc 7" w:semiHidden="1" w:uiPriority="39" w:unhideWhenUsed="1"/>
-    <w:lsdException w:name="toc 8" w:semiHidden="1" w:uiPriority="39" w:unhideWhenUsed="1"/>
-    <w:lsdException w:name="toc 9" w:semiHidden="1" w:uiPriority="39" w:unhideWhenUsed="1"/>
+    <w:lsdException w:name="toc 1" w:uiPriority="39" w:semiHidden="1" w:unhideWhenUsed="1"/>
+    <w:lsdException w:name="toc 2" w:uiPriority="39" w:semiHidden="1" w:unhideWhenUsed="1"/>
+    <w:lsdException w:name="toc 3" w:uiPriority="39" w:semiHidden="1" w:unhideWhenUsed="1"/>
+    <w:lsdException w:name="toc 4" w:uiPriority="39" w:semiHidden="1" w:unhideWhenUsed="1"/>
+    <w:lsdException w:name="toc 5" w:uiPriority="39" w:semiHidden="1" w:unhideWhenUsed="1"/>
+    <w:lsdException w:name="toc 6" w:uiPriority="39" w:semiHidden="1" w:unhideWhenUsed="1"/>
+    <w:lsdException w:name="toc 7" w:uiPriority="39" w:semiHidden="1" w:unhideWhenUsed="1"/>
+    <w:lsdException w:name="toc 8" w:uiPriority="39" w:semiHidden="1" w:unhideWhenUsed="1"/>
+    <w:lsdException w:name="toc 9" w:uiPriority="39" w:semiHidden="1" w:unhideWhenUsed="1"/>
     <w:lsdException w:name="Normal Indent" w:semiHidden="1" w:unhideWhenUsed="1"/>
     <w:lsdException w:name="footnote text" w:semiHidden="1" w:unhideWhenUsed="1"/>
     <w:lsdException w:name="annotation text" w:semiHidden="1" w:unhideWhenUsed="1"/>
     <w:lsdException w:name="header" w:semiHidden="1" w:unhideWhenUsed="1"/>
     <w:lsdException w:name="footer" w:semiHidden="1" w:unhideWhenUsed="1"/>
     <w:lsdException w:name="index heading" w:semiHidden="1" w:unhideWhenUsed="1"/>
-    <w:lsdException w:name="caption" w:semiHidden="1" w:uiPriority="35" w:unhideWhenUsed="1" w:qFormat="1"/>
+    <w:lsdException w:name="caption" w:uiPriority="35" w:semiHidden="1" w:unhideWhenUsed="1" w:qFormat="1"/>
     <w:lsdException w:name="table of figures" w:semiHidden="1" w:unhideWhenUsed="1"/>
     <w:lsdException w:name="envelope address" w:semiHidden="1" w:unhideWhenUsed="1"/>
     <w:lsdException w:name="envelope return" w:semiHidden="1" w:unhideWhenUsed="1"/>
@@ -1576,7 +1613,7 @@
     <w:lsdException w:name="Title" w:uiPriority="10" w:qFormat="1"/>
     <w:lsdException w:name="Closing" w:semiHidden="1" w:unhideWhenUsed="1"/>
     <w:lsdException w:name="Signature" w:semiHidden="1" w:unhideWhenUsed="1"/>
-    <w:lsdException w:name="Default Paragraph Font" w:semiHidden="1" w:uiPriority="1" w:unhideWhenUsed="1"/>
+    <w:lsdException w:name="Default Paragraph Font" w:uiPriority="1" w:semiHidden="1" w:unhideWhenUsed="1"/>
     <w:lsdException w:name="Body Text" w:semiHidden="1" w:unhideWhenUsed="1"/>
     <w:lsdException w:name="Body Text Indent" w:semiHidden="1" w:unhideWhenUsed="1"/>
     <w:lsdException w:name="List Continue" w:semiHidden="1" w:unhideWhenUsed="1"/>
@@ -1776,8 +1813,8 @@
     <w:lsdException w:name="Subtle Reference" w:uiPriority="31" w:qFormat="1"/>
     <w:lsdException w:name="Intense Reference" w:uiPriority="32" w:qFormat="1"/>
     <w:lsdException w:name="Book Title" w:uiPriority="33" w:qFormat="1"/>
-    <w:lsdException w:name="Bibliography" w:semiHidden="1" w:uiPriority="37" w:unhideWhenUsed="1"/>
-    <w:lsdException w:name="TOC Heading" w:semiHidden="1" w:uiPriority="39" w:unhideWhenUsed="1" w:qFormat="1"/>
+    <w:lsdException w:name="Bibliography" w:uiPriority="37" w:semiHidden="1" w:unhideWhenUsed="1"/>
+    <w:lsdException w:name="TOC Heading" w:uiPriority="39" w:semiHidden="1" w:unhideWhenUsed="1" w:qFormat="1"/>
     <w:lsdException w:name="Plain Table 1" w:uiPriority="41"/>
     <w:lsdException w:name="Plain Table 2" w:uiPriority="42"/>
     <w:lsdException w:name="Plain Table 3" w:uiPriority="43"/>
@@ -1882,26 +1919,26 @@
     <w:lsdException w:name="List Table 5 Dark Accent 6" w:uiPriority="50"/>
     <w:lsdException w:name="List Table 6 Colorful Accent 6" w:uiPriority="51"/>
     <w:lsdException w:name="List Table 7 Colorful Accent 6" w:uiPriority="52"/>
-    <w:lsdException w:name="Smart Link" w:semiHidden="1" w:unhideWhenUsed="1"/>
     <w:lsdException w:name="Mention" w:semiHidden="1" w:unhideWhenUsed="1"/>
     <w:lsdException w:name="Smart Hyperlink" w:semiHidden="1" w:unhideWhenUsed="1"/>
     <w:lsdException w:name="Hashtag" w:semiHidden="1" w:unhideWhenUsed="1"/>
     <w:lsdException w:name="Unresolved Mention" w:semiHidden="1" w:unhideWhenUsed="1"/>
+    <w:lsdException w:name="Smart Link" w:semiHidden="1" w:unhideWhenUsed="1"/>
   </w:latentStyles>
-  <w:style w:type="paragraph" w:default="1" w:styleId="Normal">
+  <w:style w:type="paragraph" w:styleId="Normal" w:default="1">
     <w:name w:val="Normal"/>
     <w:qFormat/>
     <w:rPr>
-      <w:rFonts w:ascii="Arial" w:eastAsia="Arial" w:hAnsi="Arial" w:cs="Arial"/>
+      <w:rFonts w:ascii="Arial" w:hAnsi="Arial" w:eastAsia="Arial" w:cs="Arial"/>
     </w:rPr>
   </w:style>
-  <w:style w:type="character" w:default="1" w:styleId="DefaultParagraphFont">
+  <w:style w:type="character" w:styleId="DefaultParagraphFont" w:default="1">
     <w:name w:val="Default Paragraph Font"/>
     <w:uiPriority w:val="1"/>
     <w:semiHidden/>
     <w:unhideWhenUsed/>
   </w:style>
-  <w:style w:type="table" w:default="1" w:styleId="TableNormal">
+  <w:style w:type="table" w:styleId="TableNormal" w:default="1">
     <w:name w:val="Normal Table"/>
     <w:uiPriority w:val="99"/>
     <w:semiHidden/>
@@ -1916,7 +1953,7 @@
       </w:tblCellMar>
     </w:tblPr>
   </w:style>
-  <w:style w:type="numbering" w:default="1" w:styleId="NoList">
+  <w:style w:type="numbering" w:styleId="NoList" w:default="1">
     <w:name w:val="No List"/>
     <w:uiPriority w:val="99"/>
     <w:semiHidden/>
@@ -1957,7 +1994,7 @@
       <w:ind w:left="839" w:hanging="360"/>
     </w:pPr>
   </w:style>
-  <w:style w:type="paragraph" w:customStyle="1" w:styleId="TableParagraph">
+  <w:style w:type="paragraph" w:styleId="TableParagraph" w:customStyle="1">
     <w:name w:val="Table Paragraph"/>
     <w:basedOn w:val="Normal"/>
     <w:uiPriority w:val="1"/>
@@ -1977,14 +2014,14 @@
       </w:tabs>
     </w:pPr>
   </w:style>
-  <w:style w:type="character" w:customStyle="1" w:styleId="HeaderChar">
+  <w:style w:type="character" w:styleId="HeaderChar" w:customStyle="1">
     <w:name w:val="Header Char"/>
     <w:basedOn w:val="DefaultParagraphFont"/>
     <w:link w:val="Header"/>
     <w:uiPriority w:val="99"/>
     <w:rsid w:val="00FC40D1"/>
     <w:rPr>
-      <w:rFonts w:ascii="Arial" w:eastAsia="Arial" w:hAnsi="Arial" w:cs="Arial"/>
+      <w:rFonts w:ascii="Arial" w:hAnsi="Arial" w:eastAsia="Arial" w:cs="Arial"/>
     </w:rPr>
   </w:style>
   <w:style w:type="paragraph" w:styleId="Footer">
@@ -2001,33 +2038,33 @@
       </w:tabs>
     </w:pPr>
   </w:style>
-  <w:style w:type="character" w:customStyle="1" w:styleId="FooterChar">
+  <w:style w:type="character" w:styleId="FooterChar" w:customStyle="1">
     <w:name w:val="Footer Char"/>
     <w:basedOn w:val="DefaultParagraphFont"/>
     <w:link w:val="Footer"/>
     <w:uiPriority w:val="99"/>
     <w:rsid w:val="00FC40D1"/>
     <w:rPr>
-      <w:rFonts w:ascii="Arial" w:eastAsia="Arial" w:hAnsi="Arial" w:cs="Arial"/>
+      <w:rFonts w:ascii="Arial" w:hAnsi="Arial" w:eastAsia="Arial" w:cs="Arial"/>
     </w:rPr>
   </w:style>
-  <w:style w:type="table" w:styleId="TableGrid">
-    <w:name w:val="Table Grid"/>
-    <w:basedOn w:val="TableNormal"/>
-    <w:uiPriority w:val="59"/>
-    <w:rsid w:val="00FB4123"/>
-    <w:pPr>
+  <w:style xmlns:w="http://schemas.openxmlformats.org/wordprocessingml/2006/main" w:type="table" w:styleId="TableGrid">
+    <w:name xmlns:w="http://schemas.openxmlformats.org/wordprocessingml/2006/main" w:val="Table Grid"/>
+    <w:basedOn xmlns:w="http://schemas.openxmlformats.org/wordprocessingml/2006/main" w:val="TableNormal"/>
+    <w:uiPriority xmlns:w="http://schemas.openxmlformats.org/wordprocessingml/2006/main" w:val="59"/>
+    <w:rsid xmlns:w="http://schemas.openxmlformats.org/wordprocessingml/2006/main" w:val="00FB4123"/>
+    <w:pPr xmlns:w="http://schemas.openxmlformats.org/wordprocessingml/2006/main">
       <w:spacing w:after="0" w:line="240" w:lineRule="auto"/>
     </w:pPr>
-    <w:tblPr>
+    <w:tblPr xmlns:w="http://schemas.openxmlformats.org/wordprocessingml/2006/main">
       <w:tblInd w:w="0" w:type="dxa"/>
       <w:tblBorders>
-        <w:top w:val="single" w:sz="4" w:space="0" w:color="000000" w:themeColor="text1"/>
-        <w:left w:val="single" w:sz="4" w:space="0" w:color="000000" w:themeColor="text1"/>
-        <w:bottom w:val="single" w:sz="4" w:space="0" w:color="000000" w:themeColor="text1"/>
-        <w:right w:val="single" w:sz="4" w:space="0" w:color="000000" w:themeColor="text1"/>
-        <w:insideH w:val="single" w:sz="4" w:space="0" w:color="000000" w:themeColor="text1"/>
-        <w:insideV w:val="single" w:sz="4" w:space="0" w:color="000000" w:themeColor="text1"/>
+        <w:top w:val="single" w:color="000000" w:themeColor="text1" w:sz="4" w:space="0"/>
+        <w:left w:val="single" w:color="000000" w:themeColor="text1" w:sz="4" w:space="0"/>
+        <w:bottom w:val="single" w:color="000000" w:themeColor="text1" w:sz="4" w:space="0"/>
+        <w:right w:val="single" w:color="000000" w:themeColor="text1" w:sz="4" w:space="0"/>
+        <w:insideH w:val="single" w:color="000000" w:themeColor="text1" w:sz="4" w:space="0"/>
+        <w:insideV w:val="single" w:color="000000" w:themeColor="text1" w:sz="4" w:space="0"/>
       </w:tblBorders>
       <w:tblCellMar>
         <w:top w:w="0" w:type="dxa"/>
@@ -2038,6 +2075,39 @@
     </w:tblPr>
   </w:style>
 </w:styles>
+</file>
+
+<file path=word/glossary/document.xml><?xml version="1.0" encoding="utf-8"?>
+<w:glossaryDocument xmlns:w14="http://schemas.microsoft.com/office/word/2010/wordml" xmlns:w="http://schemas.openxmlformats.org/wordprocessingml/2006/main">
+  <w:docParts>
+    <w:docPart>
+      <w:docPartPr>
+        <w:name w:val="DefaultPlaceholder_1081868574"/>
+        <w:category>
+          <w:name w:val="General"/>
+          <w:gallery w:val="placeholder"/>
+        </w:category>
+        <w:types>
+          <w:type w:val="bbPlcHdr"/>
+        </w:types>
+        <w:behaviors>
+          <w:behavior w:val="content"/>
+        </w:behaviors>
+        <w:guid w:val="{448603c2-f671-4870-9b5c-ecf5ef24a22f}"/>
+      </w:docPartPr>
+      <w:docPartBody>
+        <w:p>
+          <w:r>
+            <w:rPr>
+              <w:rStyle w:val="PlaceholderText"/>
+            </w:rPr>
+            <w:t/>
+          </w:r>
+        </w:p>
+      </w:docPartBody>
+    </w:docPart>
+  </w:docParts>
+</w:glossaryDocument>
 </file>
 
 <file path=word/theme/theme1.xml><?xml version="1.0" encoding="utf-8"?>
@@ -2324,32 +2394,35 @@
 </file>
 
 <file path=customXml/item1.xml><?xml version="1.0" encoding="utf-8"?>
-<ct:contentTypeSchema xmlns:ct="http://schemas.microsoft.com/office/2006/metadata/contentType" xmlns:ma="http://schemas.microsoft.com/office/2006/metadata/properties/metaAttributes" ct:_="" ma:_="" ma:contentTypeName="Document" ma:contentTypeID="0x01010009534A2CFD7CAA4FB297DAFCD0B860EA" ma:contentTypeVersion="19" ma:contentTypeDescription="Create a new document." ma:contentTypeScope="" ma:versionID="5c0e74e401897b6302d85ffea31a7bbd">
-  <xsd:schema xmlns:xsd="http://www.w3.org/2001/XMLSchema" xmlns:xs="http://www.w3.org/2001/XMLSchema" xmlns:p="http://schemas.microsoft.com/office/2006/metadata/properties" xmlns:ns2="08f1fb14-f9c6-4197-ae98-f29e39ace83c" xmlns:ns3="da4236ae-3526-4df0-8cd9-a2d47c4b5374" targetNamespace="http://schemas.microsoft.com/office/2006/metadata/properties" ma:root="true" ma:fieldsID="f340f941a9d238d1994bf739dbb7d7d3" ns2:_="" ns3:_="">
-    <xsd:import namespace="08f1fb14-f9c6-4197-ae98-f29e39ace83c"/>
-    <xsd:import namespace="da4236ae-3526-4df0-8cd9-a2d47c4b5374"/>
+<ct:contentTypeSchema xmlns:ct="http://schemas.microsoft.com/office/2006/metadata/contentType" xmlns:ma="http://schemas.microsoft.com/office/2006/metadata/properties/metaAttributes" ct:_="" ma:_="" ma:contentTypeName="Document" ma:contentTypeID="0x010100BEDE4CFC19006543A85A0060D1F31FFE" ma:contentTypeVersion="16" ma:contentTypeDescription="Create a new document." ma:contentTypeScope="" ma:versionID="47b2028eb359a55475373358040bb30b">
+  <xsd:schema xmlns:xsd="http://www.w3.org/2001/XMLSchema" xmlns:xs="http://www.w3.org/2001/XMLSchema" xmlns:p="http://schemas.microsoft.com/office/2006/metadata/properties" xmlns:ns1="http://schemas.microsoft.com/sharepoint/v3" xmlns:ns2="d592bab2-55c0-4328-9a44-8c622e1bfe5a" xmlns:ns3="31ae7b25-ad74-4f28-9979-6c9fc6ebcf77" targetNamespace="http://schemas.microsoft.com/office/2006/metadata/properties" ma:root="true" ma:fieldsID="b5fef28365561c11e84ad435c13c3fa0" ns1:_="" ns2:_="" ns3:_="">
+    <xsd:import namespace="http://schemas.microsoft.com/sharepoint/v3"/>
+    <xsd:import namespace="d592bab2-55c0-4328-9a44-8c622e1bfe5a"/>
+    <xsd:import namespace="31ae7b25-ad74-4f28-9979-6c9fc6ebcf77"/>
     <xsd:element name="properties">
       <xsd:complexType>
         <xsd:sequence>
           <xsd:element name="documentManagement">
             <xsd:complexType>
               <xsd:all>
-                <xsd:element ref="ns2:MediaServiceMetadata" minOccurs="0"/>
-                <xsd:element ref="ns2:MediaServiceFastMetadata" minOccurs="0"/>
-                <xsd:element ref="ns2:MediaServiceDateTaken" minOccurs="0"/>
-                <xsd:element ref="ns3:SharedWithUsers" minOccurs="0"/>
-                <xsd:element ref="ns3:SharedWithDetails" minOccurs="0"/>
-                <xsd:element ref="ns2:MediaServiceAutoKeyPoints" minOccurs="0"/>
-                <xsd:element ref="ns2:MediaServiceKeyPoints" minOccurs="0"/>
-                <xsd:element ref="ns2:MediaServiceAutoTags" minOccurs="0"/>
-                <xsd:element ref="ns2:MediaServiceOCR" minOccurs="0"/>
-                <xsd:element ref="ns2:MediaServiceGenerationTime" minOccurs="0"/>
-                <xsd:element ref="ns2:MediaServiceEventHashCode" minOccurs="0"/>
-                <xsd:element ref="ns2:MediaLengthInSeconds" minOccurs="0"/>
-                <xsd:element ref="ns3:TaxCatchAll" minOccurs="0"/>
-                <xsd:element ref="ns2:lcf76f155ced4ddcb4097134ff3c332f" minOccurs="0"/>
-                <xsd:element ref="ns2:MediaServiceObjectDetectorVersions" minOccurs="0"/>
-                <xsd:element ref="ns2:Regression" minOccurs="0"/>
+                <xsd:element ref="ns2:_dlc_DocId" minOccurs="0"/>
+                <xsd:element ref="ns2:_dlc_DocIdUrl" minOccurs="0"/>
+                <xsd:element ref="ns2:_dlc_DocIdPersistId" minOccurs="0"/>
+                <xsd:element ref="ns3:MediaServiceMetadata" minOccurs="0"/>
+                <xsd:element ref="ns3:MediaServiceFastMetadata" minOccurs="0"/>
+                <xsd:element ref="ns3:MediaServiceAutoKeyPoints" minOccurs="0"/>
+                <xsd:element ref="ns3:MediaServiceKeyPoints" minOccurs="0"/>
+                <xsd:element ref="ns2:SharedWithUsers" minOccurs="0"/>
+                <xsd:element ref="ns2:SharedWithDetails" minOccurs="0"/>
+                <xsd:element ref="ns3:lcf76f155ced4ddcb4097134ff3c332f" minOccurs="0"/>
+                <xsd:element ref="ns2:TaxCatchAll" minOccurs="0"/>
+                <xsd:element ref="ns3:MediaServiceOCR" minOccurs="0"/>
+                <xsd:element ref="ns3:MediaServiceGenerationTime" minOccurs="0"/>
+                <xsd:element ref="ns3:MediaServiceEventHashCode" minOccurs="0"/>
+                <xsd:element ref="ns1:_ip_UnifiedCompliancePolicyProperties" minOccurs="0"/>
+                <xsd:element ref="ns1:_ip_UnifiedCompliancePolicyUIAction" minOccurs="0"/>
+                <xsd:element ref="ns3:MediaServiceDateTaken" minOccurs="0"/>
+                <xsd:element ref="ns3:MediaServiceObjectDetectorVersions" minOccurs="0"/>
               </xsd:all>
             </xsd:complexType>
           </xsd:element>
@@ -2357,87 +2430,46 @@
       </xsd:complexType>
     </xsd:element>
   </xsd:schema>
-  <xsd:schema xmlns:xsd="http://www.w3.org/2001/XMLSchema" xmlns:xs="http://www.w3.org/2001/XMLSchema" xmlns:dms="http://schemas.microsoft.com/office/2006/documentManagement/types" xmlns:pc="http://schemas.microsoft.com/office/infopath/2007/PartnerControls" targetNamespace="08f1fb14-f9c6-4197-ae98-f29e39ace83c" elementFormDefault="qualified">
+  <xsd:schema xmlns:xsd="http://www.w3.org/2001/XMLSchema" xmlns:xs="http://www.w3.org/2001/XMLSchema" xmlns:dms="http://schemas.microsoft.com/office/2006/documentManagement/types" xmlns:pc="http://schemas.microsoft.com/office/infopath/2007/PartnerControls" targetNamespace="http://schemas.microsoft.com/sharepoint/v3" elementFormDefault="qualified">
     <xsd:import namespace="http://schemas.microsoft.com/office/2006/documentManagement/types"/>
     <xsd:import namespace="http://schemas.microsoft.com/office/infopath/2007/PartnerControls"/>
-    <xsd:element name="MediaServiceMetadata" ma:index="8" nillable="true" ma:displayName="MediaServiceMetadata" ma:hidden="true" ma:internalName="MediaServiceMetadata" ma:readOnly="true">
+    <xsd:element name="_ip_UnifiedCompliancePolicyProperties" ma:index="23" nillable="true" ma:displayName="Unified Compliance Policy Properties" ma:hidden="true" ma:internalName="_ip_UnifiedCompliancePolicyProperties">
       <xsd:simpleType>
         <xsd:restriction base="dms:Note"/>
       </xsd:simpleType>
     </xsd:element>
-    <xsd:element name="MediaServiceFastMetadata" ma:index="9" nillable="true" ma:displayName="MediaServiceFastMetadata" ma:hidden="true" ma:internalName="MediaServiceFastMetadata" ma:readOnly="true">
-      <xsd:simpleType>
-        <xsd:restriction base="dms:Note"/>
-      </xsd:simpleType>
-    </xsd:element>
-    <xsd:element name="MediaServiceDateTaken" ma:index="10" nillable="true" ma:displayName="MediaServiceDateTaken" ma:hidden="true" ma:internalName="MediaServiceDateTaken" ma:readOnly="true">
+    <xsd:element name="_ip_UnifiedCompliancePolicyUIAction" ma:index="24" nillable="true" ma:displayName="Unified Compliance Policy UI Action" ma:hidden="true" ma:internalName="_ip_UnifiedCompliancePolicyUIAction">
       <xsd:simpleType>
         <xsd:restriction base="dms:Text"/>
       </xsd:simpleType>
     </xsd:element>
-    <xsd:element name="MediaServiceAutoKeyPoints" ma:index="13" nillable="true" ma:displayName="MediaServiceAutoKeyPoints" ma:hidden="true" ma:internalName="MediaServiceAutoKeyPoints" ma:readOnly="true">
-      <xsd:simpleType>
-        <xsd:restriction base="dms:Note"/>
-      </xsd:simpleType>
-    </xsd:element>
-    <xsd:element name="MediaServiceKeyPoints" ma:index="14" nillable="true" ma:displayName="KeyPoints" ma:internalName="MediaServiceKeyPoints" ma:readOnly="true">
-      <xsd:simpleType>
-        <xsd:restriction base="dms:Note">
-          <xsd:maxLength value="255"/>
-        </xsd:restriction>
-      </xsd:simpleType>
-    </xsd:element>
-    <xsd:element name="MediaServiceAutoTags" ma:index="15" nillable="true" ma:displayName="Tags" ma:internalName="MediaServiceAutoTags" ma:readOnly="true">
+  </xsd:schema>
+  <xsd:schema xmlns:xsd="http://www.w3.org/2001/XMLSchema" xmlns:xs="http://www.w3.org/2001/XMLSchema" xmlns:dms="http://schemas.microsoft.com/office/2006/documentManagement/types" xmlns:pc="http://schemas.microsoft.com/office/infopath/2007/PartnerControls" targetNamespace="d592bab2-55c0-4328-9a44-8c622e1bfe5a" elementFormDefault="qualified">
+    <xsd:import namespace="http://schemas.microsoft.com/office/2006/documentManagement/types"/>
+    <xsd:import namespace="http://schemas.microsoft.com/office/infopath/2007/PartnerControls"/>
+    <xsd:element name="_dlc_DocId" ma:index="8" nillable="true" ma:displayName="Document ID Value" ma:description="The value of the document ID assigned to this item." ma:indexed="true" ma:internalName="_dlc_DocId" ma:readOnly="true">
       <xsd:simpleType>
         <xsd:restriction base="dms:Text"/>
       </xsd:simpleType>
     </xsd:element>
-    <xsd:element name="MediaServiceOCR" ma:index="16" nillable="true" ma:displayName="Extracted Text" ma:internalName="MediaServiceOCR" ma:readOnly="true">
+    <xsd:element name="_dlc_DocIdUrl" ma:index="9" nillable="true" ma:displayName="Document ID" ma:description="Permanent link to this document." ma:hidden="true" ma:internalName="_dlc_DocIdUrl" ma:readOnly="true">
+      <xsd:complexType>
+        <xsd:complexContent>
+          <xsd:extension base="dms:URL">
+            <xsd:sequence>
+              <xsd:element name="Url" type="dms:ValidUrl" minOccurs="0" nillable="true"/>
+              <xsd:element name="Description" type="xsd:string" nillable="true"/>
+            </xsd:sequence>
+          </xsd:extension>
+        </xsd:complexContent>
+      </xsd:complexType>
+    </xsd:element>
+    <xsd:element name="_dlc_DocIdPersistId" ma:index="10" nillable="true" ma:displayName="Persist ID" ma:description="Keep ID on add." ma:hidden="true" ma:internalName="_dlc_DocIdPersistId" ma:readOnly="true">
       <xsd:simpleType>
-        <xsd:restriction base="dms:Note">
-          <xsd:maxLength value="255"/>
-        </xsd:restriction>
+        <xsd:restriction base="dms:Boolean"/>
       </xsd:simpleType>
     </xsd:element>
-    <xsd:element name="MediaServiceGenerationTime" ma:index="17" nillable="true" ma:displayName="MediaServiceGenerationTime" ma:hidden="true" ma:internalName="MediaServiceGenerationTime" ma:readOnly="true">
-      <xsd:simpleType>
-        <xsd:restriction base="dms:Text"/>
-      </xsd:simpleType>
-    </xsd:element>
-    <xsd:element name="MediaServiceEventHashCode" ma:index="18" nillable="true" ma:displayName="MediaServiceEventHashCode" ma:hidden="true" ma:internalName="MediaServiceEventHashCode" ma:readOnly="true">
-      <xsd:simpleType>
-        <xsd:restriction base="dms:Text"/>
-      </xsd:simpleType>
-    </xsd:element>
-    <xsd:element name="MediaLengthInSeconds" ma:index="19" nillable="true" ma:displayName="Length (seconds)" ma:internalName="MediaLengthInSeconds" ma:readOnly="true">
-      <xsd:simpleType>
-        <xsd:restriction base="dms:Unknown"/>
-      </xsd:simpleType>
-    </xsd:element>
-    <xsd:element name="lcf76f155ced4ddcb4097134ff3c332f" ma:index="22" nillable="true" ma:taxonomy="true" ma:internalName="lcf76f155ced4ddcb4097134ff3c332f" ma:taxonomyFieldName="MediaServiceImageTags" ma:displayName="Image Tags" ma:readOnly="false" ma:fieldId="{5cf76f15-5ced-4ddc-b409-7134ff3c332f}" ma:taxonomyMulti="true" ma:sspId="4ff85b70-3992-401d-8787-5651f26f978a" ma:termSetId="09814cd3-568e-fe90-9814-8d621ff8fb84" ma:anchorId="fba54fb3-c3e1-fe81-a776-ca4b69148c4d" ma:open="true" ma:isKeyword="false">
-      <xsd:complexType>
-        <xsd:sequence>
-          <xsd:element ref="pc:Terms" minOccurs="0" maxOccurs="1"/>
-        </xsd:sequence>
-      </xsd:complexType>
-    </xsd:element>
-    <xsd:element name="MediaServiceObjectDetectorVersions" ma:index="23" nillable="true" ma:displayName="MediaServiceObjectDetectorVersions" ma:description="" ma:hidden="true" ma:indexed="true" ma:internalName="MediaServiceObjectDetectorVersions" ma:readOnly="true">
-      <xsd:simpleType>
-        <xsd:restriction base="dms:Text"/>
-      </xsd:simpleType>
-    </xsd:element>
-    <xsd:element name="Regression" ma:index="24" nillable="true" ma:displayName="Regression" ma:format="Dropdown" ma:internalName="Regression">
-      <xsd:simpleType>
-        <xsd:restriction base="dms:Text">
-          <xsd:maxLength value="255"/>
-        </xsd:restriction>
-      </xsd:simpleType>
-    </xsd:element>
-  </xsd:schema>
-  <xsd:schema xmlns:xsd="http://www.w3.org/2001/XMLSchema" xmlns:xs="http://www.w3.org/2001/XMLSchema" xmlns:dms="http://schemas.microsoft.com/office/2006/documentManagement/types" xmlns:pc="http://schemas.microsoft.com/office/infopath/2007/PartnerControls" targetNamespace="da4236ae-3526-4df0-8cd9-a2d47c4b5374" elementFormDefault="qualified">
-    <xsd:import namespace="http://schemas.microsoft.com/office/2006/documentManagement/types"/>
-    <xsd:import namespace="http://schemas.microsoft.com/office/infopath/2007/PartnerControls"/>
-    <xsd:element name="SharedWithUsers" ma:index="11" nillable="true" ma:displayName="Shared With" ma:internalName="SharedWithUsers" ma:readOnly="true">
+    <xsd:element name="SharedWithUsers" ma:index="15" nillable="true" ma:displayName="Shared With" ma:internalName="SharedWithUsers" ma:readOnly="true">
       <xsd:complexType>
         <xsd:complexContent>
           <xsd:extension base="dms:UserMulti">
@@ -2456,14 +2488,14 @@
         </xsd:complexContent>
       </xsd:complexType>
     </xsd:element>
-    <xsd:element name="SharedWithDetails" ma:index="12" nillable="true" ma:displayName="Shared With Details" ma:internalName="SharedWithDetails" ma:readOnly="true">
+    <xsd:element name="SharedWithDetails" ma:index="16" nillable="true" ma:displayName="Shared With Details" ma:internalName="SharedWithDetails" ma:readOnly="true">
       <xsd:simpleType>
         <xsd:restriction base="dms:Note">
           <xsd:maxLength value="255"/>
         </xsd:restriction>
       </xsd:simpleType>
     </xsd:element>
-    <xsd:element name="TaxCatchAll" ma:index="20" nillable="true" ma:displayName="Taxonomy Catch All Column" ma:hidden="true" ma:list="{67d05f57-5872-47d8-ad0d-70eec3588be9}" ma:internalName="TaxCatchAll" ma:showField="CatchAllData" ma:web="da4236ae-3526-4df0-8cd9-a2d47c4b5374">
+    <xsd:element name="TaxCatchAll" ma:index="19" nillable="true" ma:displayName="Taxonomy Catch All Column" ma:hidden="true" ma:list="{58b0f499-0439-4538-86e2-e85c225724c3}" ma:internalName="TaxCatchAll" ma:showField="CatchAllData" ma:web="d592bab2-55c0-4328-9a44-8c622e1bfe5a">
       <xsd:complexType>
         <xsd:complexContent>
           <xsd:extension base="dms:MultiChoiceLookup">
@@ -2473,6 +2505,66 @@
           </xsd:extension>
         </xsd:complexContent>
       </xsd:complexType>
+    </xsd:element>
+  </xsd:schema>
+  <xsd:schema xmlns:xsd="http://www.w3.org/2001/XMLSchema" xmlns:xs="http://www.w3.org/2001/XMLSchema" xmlns:dms="http://schemas.microsoft.com/office/2006/documentManagement/types" xmlns:pc="http://schemas.microsoft.com/office/infopath/2007/PartnerControls" targetNamespace="31ae7b25-ad74-4f28-9979-6c9fc6ebcf77" elementFormDefault="qualified">
+    <xsd:import namespace="http://schemas.microsoft.com/office/2006/documentManagement/types"/>
+    <xsd:import namespace="http://schemas.microsoft.com/office/infopath/2007/PartnerControls"/>
+    <xsd:element name="MediaServiceMetadata" ma:index="11" nillable="true" ma:displayName="MediaServiceMetadata" ma:hidden="true" ma:internalName="MediaServiceMetadata" ma:readOnly="true">
+      <xsd:simpleType>
+        <xsd:restriction base="dms:Note"/>
+      </xsd:simpleType>
+    </xsd:element>
+    <xsd:element name="MediaServiceFastMetadata" ma:index="12" nillable="true" ma:displayName="MediaServiceFastMetadata" ma:hidden="true" ma:internalName="MediaServiceFastMetadata" ma:readOnly="true">
+      <xsd:simpleType>
+        <xsd:restriction base="dms:Note"/>
+      </xsd:simpleType>
+    </xsd:element>
+    <xsd:element name="MediaServiceAutoKeyPoints" ma:index="13" nillable="true" ma:displayName="MediaServiceAutoKeyPoints" ma:hidden="true" ma:internalName="MediaServiceAutoKeyPoints" ma:readOnly="true">
+      <xsd:simpleType>
+        <xsd:restriction base="dms:Note"/>
+      </xsd:simpleType>
+    </xsd:element>
+    <xsd:element name="MediaServiceKeyPoints" ma:index="14" nillable="true" ma:displayName="KeyPoints" ma:internalName="MediaServiceKeyPoints" ma:readOnly="true">
+      <xsd:simpleType>
+        <xsd:restriction base="dms:Note">
+          <xsd:maxLength value="255"/>
+        </xsd:restriction>
+      </xsd:simpleType>
+    </xsd:element>
+    <xsd:element name="lcf76f155ced4ddcb4097134ff3c332f" ma:index="18" nillable="true" ma:taxonomy="true" ma:internalName="lcf76f155ced4ddcb4097134ff3c332f" ma:taxonomyFieldName="MediaServiceImageTags" ma:displayName="Image Tags" ma:readOnly="false" ma:fieldId="{5cf76f15-5ced-4ddc-b409-7134ff3c332f}" ma:taxonomyMulti="true" ma:sspId="ccc1e585-4dcc-462c-8723-b16bf463da6d" ma:termSetId="09814cd3-568e-fe90-9814-8d621ff8fb84" ma:anchorId="fba54fb3-c3e1-fe81-a776-ca4b69148c4d" ma:open="true" ma:isKeyword="false">
+      <xsd:complexType>
+        <xsd:sequence>
+          <xsd:element ref="pc:Terms" minOccurs="0" maxOccurs="1"/>
+        </xsd:sequence>
+      </xsd:complexType>
+    </xsd:element>
+    <xsd:element name="MediaServiceOCR" ma:index="20" nillable="true" ma:displayName="Extracted Text" ma:internalName="MediaServiceOCR" ma:readOnly="true">
+      <xsd:simpleType>
+        <xsd:restriction base="dms:Note">
+          <xsd:maxLength value="255"/>
+        </xsd:restriction>
+      </xsd:simpleType>
+    </xsd:element>
+    <xsd:element name="MediaServiceGenerationTime" ma:index="21" nillable="true" ma:displayName="MediaServiceGenerationTime" ma:hidden="true" ma:internalName="MediaServiceGenerationTime" ma:readOnly="true">
+      <xsd:simpleType>
+        <xsd:restriction base="dms:Text"/>
+      </xsd:simpleType>
+    </xsd:element>
+    <xsd:element name="MediaServiceEventHashCode" ma:index="22" nillable="true" ma:displayName="MediaServiceEventHashCode" ma:hidden="true" ma:internalName="MediaServiceEventHashCode" ma:readOnly="true">
+      <xsd:simpleType>
+        <xsd:restriction base="dms:Text"/>
+      </xsd:simpleType>
+    </xsd:element>
+    <xsd:element name="MediaServiceDateTaken" ma:index="25" nillable="true" ma:displayName="MediaServiceDateTaken" ma:description="" ma:hidden="true" ma:indexed="true" ma:internalName="MediaServiceDateTaken" ma:readOnly="true">
+      <xsd:simpleType>
+        <xsd:restriction base="dms:Text"/>
+      </xsd:simpleType>
+    </xsd:element>
+    <xsd:element name="MediaServiceObjectDetectorVersions" ma:index="26" nillable="true" ma:displayName="MediaServiceObjectDetectorVersions" ma:description="" ma:hidden="true" ma:indexed="true" ma:internalName="MediaServiceObjectDetectorVersions" ma:readOnly="true">
+      <xsd:simpleType>
+        <xsd:restriction base="dms:Text"/>
+      </xsd:simpleType>
     </xsd:element>
   </xsd:schema>
   <xsd:schema xmlns="http://schemas.openxmlformats.org/package/2006/metadata/core-properties" xmlns:xsd="http://www.w3.org/2001/XMLSchema" xmlns:xsi="http://www.w3.org/2001/XMLSchema-instance" xmlns:dc="http://purl.org/dc/elements/1.1/" xmlns:dcterms="http://purl.org/dc/terms/" xmlns:odoc="http://schemas.microsoft.com/internal/obd" targetNamespace="http://schemas.openxmlformats.org/package/2006/metadata/core-properties" elementFormDefault="qualified" attributeFormDefault="unqualified" blockDefault="#all">
@@ -2575,6 +2667,257 @@
 </file>
 
 <file path=customXml/item2.xml><?xml version="1.0" encoding="utf-8"?>
+<ct:contentTypeSchema xmlns:ct="http://schemas.microsoft.com/office/2006/metadata/contentType" xmlns:ma="http://schemas.microsoft.com/office/2006/metadata/properties/metaAttributes" ct:_="" ma:_="" ma:contentTypeName="Document" ma:contentTypeID="0x01010009534A2CFD7CAA4FB297DAFCD0B860EA" ma:contentTypeVersion="19" ma:contentTypeDescription="Create a new document." ma:contentTypeScope="" ma:versionID="5c0e74e401897b6302d85ffea31a7bbd">
+  <xsd:schema xmlns:xsd="http://www.w3.org/2001/XMLSchema" xmlns:xs="http://www.w3.org/2001/XMLSchema" xmlns:p="http://schemas.microsoft.com/office/2006/metadata/properties" xmlns:ns2="08f1fb14-f9c6-4197-ae98-f29e39ace83c" xmlns:ns3="da4236ae-3526-4df0-8cd9-a2d47c4b5374" targetNamespace="http://schemas.microsoft.com/office/2006/metadata/properties" ma:root="true" ma:fieldsID="f340f941a9d238d1994bf739dbb7d7d3" ns2:_="" ns3:_="">
+    <xsd:import namespace="08f1fb14-f9c6-4197-ae98-f29e39ace83c"/>
+    <xsd:import namespace="da4236ae-3526-4df0-8cd9-a2d47c4b5374"/>
+    <xsd:element name="properties">
+      <xsd:complexType>
+        <xsd:sequence>
+          <xsd:element name="documentManagement">
+            <xsd:complexType>
+              <xsd:all>
+                <xsd:element ref="ns2:MediaServiceMetadata" minOccurs="0"/>
+                <xsd:element ref="ns2:MediaServiceFastMetadata" minOccurs="0"/>
+                <xsd:element ref="ns2:MediaServiceDateTaken" minOccurs="0"/>
+                <xsd:element ref="ns3:SharedWithUsers" minOccurs="0"/>
+                <xsd:element ref="ns3:SharedWithDetails" minOccurs="0"/>
+                <xsd:element ref="ns2:MediaServiceAutoKeyPoints" minOccurs="0"/>
+                <xsd:element ref="ns2:MediaServiceKeyPoints" minOccurs="0"/>
+                <xsd:element ref="ns2:MediaServiceAutoTags" minOccurs="0"/>
+                <xsd:element ref="ns2:MediaServiceOCR" minOccurs="0"/>
+                <xsd:element ref="ns2:MediaServiceGenerationTime" minOccurs="0"/>
+                <xsd:element ref="ns2:MediaServiceEventHashCode" minOccurs="0"/>
+                <xsd:element ref="ns2:MediaLengthInSeconds" minOccurs="0"/>
+                <xsd:element ref="ns3:TaxCatchAll" minOccurs="0"/>
+                <xsd:element ref="ns2:lcf76f155ced4ddcb4097134ff3c332f" minOccurs="0"/>
+                <xsd:element ref="ns2:MediaServiceObjectDetectorVersions" minOccurs="0"/>
+                <xsd:element ref="ns2:Regression" minOccurs="0"/>
+              </xsd:all>
+            </xsd:complexType>
+          </xsd:element>
+        </xsd:sequence>
+      </xsd:complexType>
+    </xsd:element>
+  </xsd:schema>
+  <xsd:schema xmlns:xsd="http://www.w3.org/2001/XMLSchema" xmlns:xs="http://www.w3.org/2001/XMLSchema" xmlns:dms="http://schemas.microsoft.com/office/2006/documentManagement/types" xmlns:pc="http://schemas.microsoft.com/office/infopath/2007/PartnerControls" targetNamespace="08f1fb14-f9c6-4197-ae98-f29e39ace83c" elementFormDefault="qualified">
+    <xsd:import namespace="http://schemas.microsoft.com/office/2006/documentManagement/types"/>
+    <xsd:import namespace="http://schemas.microsoft.com/office/infopath/2007/PartnerControls"/>
+    <xsd:element name="MediaServiceMetadata" ma:index="8" nillable="true" ma:displayName="MediaServiceMetadata" ma:hidden="true" ma:internalName="MediaServiceMetadata" ma:readOnly="true">
+      <xsd:simpleType>
+        <xsd:restriction base="dms:Note"/>
+      </xsd:simpleType>
+    </xsd:element>
+    <xsd:element name="MediaServiceFastMetadata" ma:index="9" nillable="true" ma:displayName="MediaServiceFastMetadata" ma:hidden="true" ma:internalName="MediaServiceFastMetadata" ma:readOnly="true">
+      <xsd:simpleType>
+        <xsd:restriction base="dms:Note"/>
+      </xsd:simpleType>
+    </xsd:element>
+    <xsd:element name="MediaServiceDateTaken" ma:index="10" nillable="true" ma:displayName="MediaServiceDateTaken" ma:hidden="true" ma:internalName="MediaServiceDateTaken" ma:readOnly="true">
+      <xsd:simpleType>
+        <xsd:restriction base="dms:Text"/>
+      </xsd:simpleType>
+    </xsd:element>
+    <xsd:element name="MediaServiceAutoKeyPoints" ma:index="13" nillable="true" ma:displayName="MediaServiceAutoKeyPoints" ma:hidden="true" ma:internalName="MediaServiceAutoKeyPoints" ma:readOnly="true">
+      <xsd:simpleType>
+        <xsd:restriction base="dms:Note"/>
+      </xsd:simpleType>
+    </xsd:element>
+    <xsd:element name="MediaServiceKeyPoints" ma:index="14" nillable="true" ma:displayName="KeyPoints" ma:internalName="MediaServiceKeyPoints" ma:readOnly="true">
+      <xsd:simpleType>
+        <xsd:restriction base="dms:Note">
+          <xsd:maxLength value="255"/>
+        </xsd:restriction>
+      </xsd:simpleType>
+    </xsd:element>
+    <xsd:element name="MediaServiceAutoTags" ma:index="15" nillable="true" ma:displayName="Tags" ma:internalName="MediaServiceAutoTags" ma:readOnly="true">
+      <xsd:simpleType>
+        <xsd:restriction base="dms:Text"/>
+      </xsd:simpleType>
+    </xsd:element>
+    <xsd:element name="MediaServiceOCR" ma:index="16" nillable="true" ma:displayName="Extracted Text" ma:internalName="MediaServiceOCR" ma:readOnly="true">
+      <xsd:simpleType>
+        <xsd:restriction base="dms:Note">
+          <xsd:maxLength value="255"/>
+        </xsd:restriction>
+      </xsd:simpleType>
+    </xsd:element>
+    <xsd:element name="MediaServiceGenerationTime" ma:index="17" nillable="true" ma:displayName="MediaServiceGenerationTime" ma:hidden="true" ma:internalName="MediaServiceGenerationTime" ma:readOnly="true">
+      <xsd:simpleType>
+        <xsd:restriction base="dms:Text"/>
+      </xsd:simpleType>
+    </xsd:element>
+    <xsd:element name="MediaServiceEventHashCode" ma:index="18" nillable="true" ma:displayName="MediaServiceEventHashCode" ma:hidden="true" ma:internalName="MediaServiceEventHashCode" ma:readOnly="true">
+      <xsd:simpleType>
+        <xsd:restriction base="dms:Text"/>
+      </xsd:simpleType>
+    </xsd:element>
+    <xsd:element name="MediaLengthInSeconds" ma:index="19" nillable="true" ma:displayName="Length (seconds)" ma:internalName="MediaLengthInSeconds" ma:readOnly="true">
+      <xsd:simpleType>
+        <xsd:restriction base="dms:Unknown"/>
+      </xsd:simpleType>
+    </xsd:element>
+    <xsd:element name="lcf76f155ced4ddcb4097134ff3c332f" ma:index="22" nillable="true" ma:taxonomy="true" ma:internalName="lcf76f155ced4ddcb4097134ff3c332f" ma:taxonomyFieldName="MediaServiceImageTags" ma:displayName="Image Tags" ma:readOnly="false" ma:fieldId="{5cf76f15-5ced-4ddc-b409-7134ff3c332f}" ma:taxonomyMulti="true" ma:sspId="4ff85b70-3992-401d-8787-5651f26f978a" ma:termSetId="09814cd3-568e-fe90-9814-8d621ff8fb84" ma:anchorId="fba54fb3-c3e1-fe81-a776-ca4b69148c4d" ma:open="true" ma:isKeyword="false">
+      <xsd:complexType>
+        <xsd:sequence>
+          <xsd:element ref="pc:Terms" minOccurs="0" maxOccurs="1"/>
+        </xsd:sequence>
+      </xsd:complexType>
+    </xsd:element>
+    <xsd:element name="MediaServiceObjectDetectorVersions" ma:index="23" nillable="true" ma:displayName="MediaServiceObjectDetectorVersions" ma:description="" ma:hidden="true" ma:indexed="true" ma:internalName="MediaServiceObjectDetectorVersions" ma:readOnly="true">
+      <xsd:simpleType>
+        <xsd:restriction base="dms:Text"/>
+      </xsd:simpleType>
+    </xsd:element>
+    <xsd:element name="Regression" ma:index="24" nillable="true" ma:displayName="Regression" ma:format="Dropdown" ma:internalName="Regression">
+      <xsd:simpleType>
+        <xsd:restriction base="dms:Text">
+          <xsd:maxLength value="255"/>
+        </xsd:restriction>
+      </xsd:simpleType>
+    </xsd:element>
+  </xsd:schema>
+  <xsd:schema xmlns:xsd="http://www.w3.org/2001/XMLSchema" xmlns:xs="http://www.w3.org/2001/XMLSchema" xmlns:dms="http://schemas.microsoft.com/office/2006/documentManagement/types" xmlns:pc="http://schemas.microsoft.com/office/infopath/2007/PartnerControls" targetNamespace="da4236ae-3526-4df0-8cd9-a2d47c4b5374" elementFormDefault="qualified">
+    <xsd:import namespace="http://schemas.microsoft.com/office/2006/documentManagement/types"/>
+    <xsd:import namespace="http://schemas.microsoft.com/office/infopath/2007/PartnerControls"/>
+    <xsd:element name="SharedWithUsers" ma:index="11" nillable="true" ma:displayName="Shared With" ma:internalName="SharedWithUsers" ma:readOnly="true">
+      <xsd:complexType>
+        <xsd:complexContent>
+          <xsd:extension base="dms:UserMulti">
+            <xsd:sequence>
+              <xsd:element name="UserInfo" minOccurs="0" maxOccurs="unbounded">
+                <xsd:complexType>
+                  <xsd:sequence>
+                    <xsd:element name="DisplayName" type="xsd:string" minOccurs="0"/>
+                    <xsd:element name="AccountId" type="dms:UserId" minOccurs="0" nillable="true"/>
+                    <xsd:element name="AccountType" type="xsd:string" minOccurs="0"/>
+                  </xsd:sequence>
+                </xsd:complexType>
+              </xsd:element>
+            </xsd:sequence>
+          </xsd:extension>
+        </xsd:complexContent>
+      </xsd:complexType>
+    </xsd:element>
+    <xsd:element name="SharedWithDetails" ma:index="12" nillable="true" ma:displayName="Shared With Details" ma:internalName="SharedWithDetails" ma:readOnly="true">
+      <xsd:simpleType>
+        <xsd:restriction base="dms:Note">
+          <xsd:maxLength value="255"/>
+        </xsd:restriction>
+      </xsd:simpleType>
+    </xsd:element>
+    <xsd:element name="TaxCatchAll" ma:index="20" nillable="true" ma:displayName="Taxonomy Catch All Column" ma:hidden="true" ma:list="{67d05f57-5872-47d8-ad0d-70eec3588be9}" ma:internalName="TaxCatchAll" ma:showField="CatchAllData" ma:web="da4236ae-3526-4df0-8cd9-a2d47c4b5374">
+      <xsd:complexType>
+        <xsd:complexContent>
+          <xsd:extension base="dms:MultiChoiceLookup">
+            <xsd:sequence>
+              <xsd:element name="Value" type="dms:Lookup" maxOccurs="unbounded" minOccurs="0" nillable="true"/>
+            </xsd:sequence>
+          </xsd:extension>
+        </xsd:complexContent>
+      </xsd:complexType>
+    </xsd:element>
+  </xsd:schema>
+  <xsd:schema xmlns="http://schemas.openxmlformats.org/package/2006/metadata/core-properties" xmlns:xsd="http://www.w3.org/2001/XMLSchema" xmlns:xsi="http://www.w3.org/2001/XMLSchema-instance" xmlns:dc="http://purl.org/dc/elements/1.1/" xmlns:dcterms="http://purl.org/dc/terms/" xmlns:odoc="http://schemas.microsoft.com/internal/obd" targetNamespace="http://schemas.openxmlformats.org/package/2006/metadata/core-properties" elementFormDefault="qualified" attributeFormDefault="unqualified" blockDefault="#all">
+    <xsd:import namespace="http://purl.org/dc/elements/1.1/" schemaLocation="http://dublincore.org/schemas/xmls/qdc/2003/04/02/dc.xsd"/>
+    <xsd:import namespace="http://purl.org/dc/terms/" schemaLocation="http://dublincore.org/schemas/xmls/qdc/2003/04/02/dcterms.xsd"/>
+    <xsd:element name="coreProperties" type="CT_coreProperties"/>
+    <xsd:complexType name="CT_coreProperties">
+      <xsd:all>
+        <xsd:element ref="dc:creator" minOccurs="0" maxOccurs="1"/>
+        <xsd:element ref="dcterms:created" minOccurs="0" maxOccurs="1"/>
+        <xsd:element ref="dc:identifier" minOccurs="0" maxOccurs="1"/>
+        <xsd:element name="contentType" minOccurs="0" maxOccurs="1" type="xsd:string" ma:index="0" ma:displayName="Content Type"/>
+        <xsd:element ref="dc:title" minOccurs="0" maxOccurs="1" ma:index="4" ma:displayName="Title"/>
+        <xsd:element ref="dc:subject" minOccurs="0" maxOccurs="1"/>
+        <xsd:element ref="dc:description" minOccurs="0" maxOccurs="1"/>
+        <xsd:element name="keywords" minOccurs="0" maxOccurs="1" type="xsd:string"/>
+        <xsd:element ref="dc:language" minOccurs="0" maxOccurs="1"/>
+        <xsd:element name="category" minOccurs="0" maxOccurs="1" type="xsd:string"/>
+        <xsd:element name="version" minOccurs="0" maxOccurs="1" type="xsd:string"/>
+        <xsd:element name="revision" minOccurs="0" maxOccurs="1" type="xsd:string">
+          <xsd:annotation>
+            <xsd:documentation>
+                        This value indicates the number of saves or revisions. The application is responsible for updating this value after each revision.
+                    </xsd:documentation>
+          </xsd:annotation>
+        </xsd:element>
+        <xsd:element name="lastModifiedBy" minOccurs="0" maxOccurs="1" type="xsd:string"/>
+        <xsd:element ref="dcterms:modified" minOccurs="0" maxOccurs="1"/>
+        <xsd:element name="contentStatus" minOccurs="0" maxOccurs="1" type="xsd:string"/>
+      </xsd:all>
+    </xsd:complexType>
+  </xsd:schema>
+  <xs:schema xmlns:pc="http://schemas.microsoft.com/office/infopath/2007/PartnerControls" xmlns:xs="http://www.w3.org/2001/XMLSchema" targetNamespace="http://schemas.microsoft.com/office/infopath/2007/PartnerControls" elementFormDefault="qualified" attributeFormDefault="unqualified">
+    <xs:element name="Person">
+      <xs:complexType>
+        <xs:sequence>
+          <xs:element ref="pc:DisplayName" minOccurs="0"/>
+          <xs:element ref="pc:AccountId" minOccurs="0"/>
+          <xs:element ref="pc:AccountType" minOccurs="0"/>
+        </xs:sequence>
+      </xs:complexType>
+    </xs:element>
+    <xs:element name="DisplayName" type="xs:string"/>
+    <xs:element name="AccountId" type="xs:string"/>
+    <xs:element name="AccountType" type="xs:string"/>
+    <xs:element name="BDCAssociatedEntity">
+      <xs:complexType>
+        <xs:sequence>
+          <xs:element ref="pc:BDCEntity" minOccurs="0" maxOccurs="unbounded"/>
+        </xs:sequence>
+        <xs:attribute ref="pc:EntityNamespace"/>
+        <xs:attribute ref="pc:EntityName"/>
+        <xs:attribute ref="pc:SystemInstanceName"/>
+        <xs:attribute ref="pc:AssociationName"/>
+      </xs:complexType>
+    </xs:element>
+    <xs:attribute name="EntityNamespace" type="xs:string"/>
+    <xs:attribute name="EntityName" type="xs:string"/>
+    <xs:attribute name="SystemInstanceName" type="xs:string"/>
+    <xs:attribute name="AssociationName" type="xs:string"/>
+    <xs:element name="BDCEntity">
+      <xs:complexType>
+        <xs:sequence>
+          <xs:element ref="pc:EntityDisplayName" minOccurs="0"/>
+          <xs:element ref="pc:EntityInstanceReference" minOccurs="0"/>
+          <xs:element ref="pc:EntityId1" minOccurs="0"/>
+          <xs:element ref="pc:EntityId2" minOccurs="0"/>
+          <xs:element ref="pc:EntityId3" minOccurs="0"/>
+          <xs:element ref="pc:EntityId4" minOccurs="0"/>
+          <xs:element ref="pc:EntityId5" minOccurs="0"/>
+        </xs:sequence>
+      </xs:complexType>
+    </xs:element>
+    <xs:element name="EntityDisplayName" type="xs:string"/>
+    <xs:element name="EntityInstanceReference" type="xs:string"/>
+    <xs:element name="EntityId1" type="xs:string"/>
+    <xs:element name="EntityId2" type="xs:string"/>
+    <xs:element name="EntityId3" type="xs:string"/>
+    <xs:element name="EntityId4" type="xs:string"/>
+    <xs:element name="EntityId5" type="xs:string"/>
+    <xs:element name="Terms">
+      <xs:complexType>
+        <xs:sequence>
+          <xs:element ref="pc:TermInfo" minOccurs="0" maxOccurs="unbounded"/>
+        </xs:sequence>
+      </xs:complexType>
+    </xs:element>
+    <xs:element name="TermInfo">
+      <xs:complexType>
+        <xs:sequence>
+          <xs:element ref="pc:TermName" minOccurs="0"/>
+          <xs:element ref="pc:TermId" minOccurs="0"/>
+        </xs:sequence>
+      </xs:complexType>
+    </xs:element>
+    <xs:element name="TermName" type="xs:string"/>
+    <xs:element name="TermId" type="xs:string"/>
+  </xs:schema>
+</ct:contentTypeSchema>
+</file>
+
+<file path=customXml/item3.xml><?xml version="1.0" encoding="utf-8"?>
 <?mso-contentType ?>
 <FormTemplates xmlns="http://schemas.microsoft.com/sharepoint/v3/contenttype/forms">
   <Display>DocumentLibraryForm</Display>
@@ -2583,7 +2926,7 @@
 </FormTemplates>
 </file>
 
-<file path=customXml/item3.xml><?xml version="1.0" encoding="utf-8"?>
+<file path=customXml/item4.xml><?xml version="1.0" encoding="utf-8"?>
 <p:properties xmlns:p="http://schemas.microsoft.com/office/2006/metadata/properties" xmlns:xsi="http://www.w3.org/2001/XMLSchema-instance" xmlns:pc="http://schemas.microsoft.com/office/infopath/2007/PartnerControls">
   <documentManagement>
     <TaxCatchAll xmlns="da4236ae-3526-4df0-8cd9-a2d47c4b5374" xsi:nil="true"/>
@@ -2596,19 +2939,17 @@
 </file>
 
 <file path=customXml/itemProps1.xml><?xml version="1.0" encoding="utf-8"?>
-<ds:datastoreItem xmlns:ds="http://schemas.openxmlformats.org/officeDocument/2006/customXml" ds:itemID="{CCBB2357-F5E0-4E77-90B8-27D3EEF960E4}">
-  <ds:schemaRefs/>
-</ds:datastoreItem>
+<ds:datastoreItem xmlns:ds="http://schemas.openxmlformats.org/officeDocument/2006/customXml" ds:itemID="{D0D738B6-7A96-429C-9F7C-E2B6E52DC473}"/>
 </file>
 
 <file path=customXml/itemProps2.xml><?xml version="1.0" encoding="utf-8"?>
-<ds:datastoreItem xmlns:ds="http://schemas.openxmlformats.org/officeDocument/2006/customXml" ds:itemID="{FD5C4385-CBDC-4C38-A602-5040B2D6BAEF}">
-  <ds:schemaRefs/>
-</ds:datastoreItem>
+<ds:datastoreItem xmlns:ds="http://schemas.openxmlformats.org/officeDocument/2006/customXml" ds:itemID="{CCBB2357-F5E0-4E77-90B8-27D3EEF960E4}"/>
 </file>
 
 <file path=customXml/itemProps3.xml><?xml version="1.0" encoding="utf-8"?>
-<ds:datastoreItem xmlns:ds="http://schemas.openxmlformats.org/officeDocument/2006/customXml" ds:itemID="{B627D9EE-A2D0-4850-A5A1-6742CDF712FA}">
-  <ds:schemaRefs/>
-</ds:datastoreItem>
+<ds:datastoreItem xmlns:ds="http://schemas.openxmlformats.org/officeDocument/2006/customXml" ds:itemID="{FD5C4385-CBDC-4C38-A602-5040B2D6BAEF}"/>
+</file>
+
+<file path=customXml/itemProps4.xml><?xml version="1.0" encoding="utf-8"?>
+<ds:datastoreItem xmlns:ds="http://schemas.openxmlformats.org/officeDocument/2006/customXml" ds:itemID="{B627D9EE-A2D0-4850-A5A1-6742CDF712FA}"/>
 </file>